--- a/README.docx
+++ b/README.docx
@@ -23,7 +23,7 @@
         <w:pStyle w:val="Date"/>
       </w:pPr>
       <w:r>
-        <w:t xml:space="preserve">2025-06-19</w:t>
+        <w:t xml:space="preserve">2025-11-27</w:t>
       </w:r>
     </w:p>
     <w:p>
@@ -70,7 +70,7 @@
         <w:t xml:space="preserve">“Code and Data for: Reproducibility and Open Science in Economics”</w:t>
       </w:r>
       <w:r>
-        <w:t xml:space="preserve">, Zenodo, V1,</w:t>
+        <w:t xml:space="preserve">, Zenodo, v20251127b,</w:t>
       </w:r>
       <w:r>
         <w:t xml:space="preserve"> </w:t>
@@ -80,7 +80,7 @@
           <w:rPr>
             <w:rStyle w:val="Hyperlink"/>
           </w:rPr>
-          <w:t xml:space="preserve">https://doi.org/10.1234/something</w:t>
+          <w:t xml:space="preserve">https://doi.org/10.5281/zenodo.17739648</w:t>
         </w:r>
       </w:hyperlink>
     </w:p>
@@ -92,14 +92,14 @@
         <w:r>
           <w:drawing>
             <wp:inline>
-              <wp:extent cx="1419225" cy="190500"/>
+              <wp:extent cx="1809750" cy="190500"/>
               <wp:effectExtent b="0" l="0" r="0" t="0"/>
-              <wp:docPr descr="DOI:10.1234/something" title="" id="11" name="Picture"/>
+              <wp:docPr descr="DOI:10.5281/zenodo.17739648" title="" id="11" name="Picture"/>
               <a:graphic>
                 <a:graphicData uri="http://schemas.openxmlformats.org/drawingml/2006/picture">
                   <pic:pic>
                     <pic:nvPicPr>
-                      <pic:cNvPr descr="https://zenodo.org/badge/DOI/10.1234/something.svg" id="12" name="Picture"/>
+                      <pic:cNvPr descr="https://zenodo.org/badge/DOI/10.5281/zenodo.17739648.svg" id="12" name="Picture"/>
                       <pic:cNvPicPr>
                         <a:picLocks noChangeArrowheads="1" noChangeAspect="1"/>
                       </pic:cNvPicPr>
@@ -122,7 +122,7 @@
                     <pic:spPr bwMode="auto">
                       <a:xfrm>
                         <a:off x="0" y="0"/>
-                        <a:ext cx="1419225" cy="190500"/>
+                        <a:ext cx="1809750" cy="190500"/>
                       </a:xfrm>
                       <a:prstGeom prst="rect">
                         <a:avLst/>
@@ -161,7 +161,7 @@
       </w:r>
     </w:p>
     <w:bookmarkEnd w:id="14"/>
-    <w:bookmarkStart w:id="41" w:name="X2a26b784290afcf59b085c472e937fe0771d283"/>
+    <w:bookmarkStart w:id="39" w:name="X2a26b784290afcf59b085c472e937fe0771d283"/>
     <w:p>
       <w:pPr>
         <w:pStyle w:val="Heading1"/>
@@ -311,7 +311,7 @@
       </w:r>
     </w:p>
     <w:bookmarkEnd w:id="19"/>
-    <w:bookmarkStart w:id="22" w:name="summary-of-availability"/>
+    <w:bookmarkStart w:id="20" w:name="summary-of-availability"/>
     <w:p>
       <w:pPr>
         <w:pStyle w:val="Heading2"/>
@@ -398,4610 +398,8 @@
         <w:t xml:space="preserve">publicly available.</w:t>
       </w:r>
     </w:p>
-    <w:bookmarkStart w:id="20" w:name="files-failing-check"/>
-    <w:p>
-      <w:pPr>
-        <w:pStyle w:val="Heading3"/>
-      </w:pPr>
-      <w:r>
-        <w:t xml:space="preserve">Files failing check</w:t>
-      </w:r>
-    </w:p>
-    <w:p>
-      <w:pPr>
-        <w:pStyle w:val="BlockText"/>
-      </w:pPr>
-      <w:r>
-        <w:t xml:space="preserve">This list is only printed out when the normative provision of the files (i.e., whether the file should be present in the public replication package) does not match the actual presence of the file.</w:t>
-      </w:r>
-    </w:p>
-    <w:p>
-      <w:pPr>
-        <w:pStyle w:val="BlockText"/>
-      </w:pPr>
-      <w:r>
-        <w:t xml:space="preserve">This entire section disappears when everything is in order!</w:t>
-      </w:r>
-    </w:p>
-    <w:p>
-      <w:pPr>
-        <w:pStyle w:val="BlockText"/>
-      </w:pPr>
-      <w:r>
-        <w:t xml:space="preserve">The normative list is maintainaed MANUALLY in /home/rstudio/economics-open-science/_readme/datafiles.xlsx, and should be updated whenever the normative provision of files changes.</w:t>
-      </w:r>
-    </w:p>
-    <w:tbl>
-      <w:tblPr>
-        <w:tblStyle w:val="Table"/>
-        <w:tblW w:type="pct" w:w="5000"/>
-        <w:tblLayout w:type="fixed"/>
-        <w:tblLook w:firstRow="1" w:lastRow="0" w:firstColumn="0" w:lastColumn="0" w:noHBand="0" w:noVBand="0" w:val="0020"/>
-      </w:tblPr>
-      <w:tblGrid>
-        <w:gridCol w:w="1073"/>
-        <w:gridCol w:w="4966"/>
-        <w:gridCol w:w="939"/>
-        <w:gridCol w:w="939"/>
-      </w:tblGrid>
-      <w:tr>
-        <w:trPr>
-          <w:tblHeader w:val="on"/>
-        </w:trPr>
-        <w:tc>
-          <w:tcPr/>
-          <w:p>
-            <w:pPr>
-              <w:pStyle w:val="Compact"/>
-              <w:jc w:val="left"/>
-            </w:pPr>
-            <w:r>
-              <w:t xml:space="preserve">Data Source</w:t>
-            </w:r>
-          </w:p>
-        </w:tc>
-        <w:tc>
-          <w:tcPr/>
-          <w:p>
-            <w:pPr>
-              <w:pStyle w:val="Compact"/>
-              <w:jc w:val="left"/>
-            </w:pPr>
-            <w:r>
-              <w:t xml:space="preserve">Filename</w:t>
-            </w:r>
-          </w:p>
-        </w:tc>
-        <w:tc>
-          <w:tcPr/>
-          <w:p>
-            <w:pPr>
-              <w:pStyle w:val="Compact"/>
-              <w:jc w:val="left"/>
-            </w:pPr>
-            <w:r>
-              <w:t xml:space="preserve">Provided.real</w:t>
-            </w:r>
-          </w:p>
-        </w:tc>
-        <w:tc>
-          <w:tcPr/>
-          <w:p>
-            <w:pPr>
-              <w:pStyle w:val="Compact"/>
-              <w:jc w:val="left"/>
-            </w:pPr>
-            <w:r>
-              <w:t xml:space="preserve">Provided.norm</w:t>
-            </w:r>
-          </w:p>
-        </w:tc>
-      </w:tr>
-      <w:tr>
-        <w:tc>
-          <w:tcPr/>
-          <w:p>
-            <w:pPr>
-              <w:pStyle w:val="Compact"/>
-              <w:jc w:val="left"/>
-            </w:pPr>
-            <w:r>
-              <w:t xml:space="preserve">Vilhuber (2025)</w:t>
-            </w:r>
-          </w:p>
-        </w:tc>
-        <w:tc>
-          <w:tcPr/>
-          <w:p>
-            <w:pPr>
-              <w:pStyle w:val="Compact"/>
-              <w:jc w:val="left"/>
-            </w:pPr>
-            <w:r>
-              <w:t xml:space="preserve">./data/confidential/Jira Export CSV (my defaults) 20250218210036.csv</w:t>
-            </w:r>
-          </w:p>
-        </w:tc>
-        <w:tc>
-          <w:tcPr/>
-          <w:p>
-            <w:pPr>
-              <w:pStyle w:val="Compact"/>
-              <w:jc w:val="left"/>
-            </w:pPr>
-            <w:r>
-              <w:t xml:space="preserve">TRUE</w:t>
-            </w:r>
-          </w:p>
-        </w:tc>
-        <w:tc>
-          <w:tcPr/>
-          <w:p>
-            <w:pPr>
-              <w:pStyle w:val="Compact"/>
-              <w:jc w:val="left"/>
-            </w:pPr>
-            <w:r>
-              <w:t xml:space="preserve">FALSE</w:t>
-            </w:r>
-          </w:p>
-        </w:tc>
-      </w:tr>
-      <w:tr>
-        <w:tc>
-          <w:tcPr/>
-          <w:p>
-            <w:pPr>
-              <w:pStyle w:val="Compact"/>
-              <w:jc w:val="left"/>
-            </w:pPr>
-            <w:r>
-              <w:t xml:space="preserve">Vilhuber (2025)</w:t>
-            </w:r>
-          </w:p>
-        </w:tc>
-        <w:tc>
-          <w:tcPr/>
-          <w:p>
-            <w:pPr>
-              <w:pStyle w:val="Compact"/>
-              <w:jc w:val="left"/>
-            </w:pPr>
-            <w:r>
-              <w:t xml:space="preserve">./data/confidential/jira-search-84765891-47e0-43ec-874d-365f527ef997.xlsx</w:t>
-            </w:r>
-          </w:p>
-        </w:tc>
-        <w:tc>
-          <w:tcPr/>
-          <w:p>
-            <w:pPr>
-              <w:pStyle w:val="Compact"/>
-              <w:jc w:val="left"/>
-            </w:pPr>
-            <w:r>
-              <w:t xml:space="preserve">TRUE</w:t>
-            </w:r>
-          </w:p>
-        </w:tc>
-        <w:tc>
-          <w:tcPr/>
-          <w:p>
-            <w:pPr>
-              <w:pStyle w:val="Compact"/>
-              <w:jc w:val="left"/>
-            </w:pPr>
-            <w:r>
-              <w:t xml:space="preserve">FALSE</w:t>
-            </w:r>
-          </w:p>
-        </w:tc>
-      </w:tr>
-      <w:tr>
-        <w:tc>
-          <w:tcPr/>
-          <w:p>
-            <w:pPr>
-              <w:pStyle w:val="Compact"/>
-              <w:jc w:val="left"/>
-            </w:pPr>
-            <w:r>
-              <w:t xml:space="preserve">Baum (2025)</w:t>
-            </w:r>
-          </w:p>
-        </w:tc>
-        <w:tc>
-          <w:tcPr/>
-          <w:p>
-            <w:pPr>
-              <w:pStyle w:val="Compact"/>
-              <w:jc w:val="left"/>
-            </w:pPr>
-            <w:r>
-              <w:t xml:space="preserve">./data/raw/WebSTAR.log.gz</w:t>
-            </w:r>
-          </w:p>
-        </w:tc>
-        <w:tc>
-          <w:tcPr/>
-          <w:p>
-            <w:pPr>
-              <w:pStyle w:val="Compact"/>
-              <w:jc w:val="left"/>
-            </w:pPr>
-            <w:r>
-              <w:t xml:space="preserve">TRUE</w:t>
-            </w:r>
-          </w:p>
-        </w:tc>
-        <w:tc>
-          <w:tcPr/>
-          <w:p>
-            <w:pPr>
-              <w:pStyle w:val="Compact"/>
-              <w:jc w:val="left"/>
-            </w:pPr>
-            <w:r>
-              <w:t xml:space="preserve">FALSE</w:t>
-            </w:r>
-          </w:p>
-        </w:tc>
-      </w:tr>
-      <w:tr>
-        <w:tc>
-          <w:tcPr/>
-          <w:p>
-            <w:pPr>
-              <w:pStyle w:val="Compact"/>
-              <w:jc w:val="left"/>
-            </w:pPr>
-            <w:r>
-              <w:t xml:space="preserve">Baum (2025)</w:t>
-            </w:r>
-          </w:p>
-        </w:tc>
-        <w:tc>
-          <w:tcPr/>
-          <w:p>
-            <w:pPr>
-              <w:pStyle w:val="Compact"/>
-              <w:jc w:val="left"/>
-            </w:pPr>
-            <w:r>
-              <w:t xml:space="preserve">./data/interwrk/geolocations.rds</w:t>
-            </w:r>
-          </w:p>
-        </w:tc>
-        <w:tc>
-          <w:tcPr/>
-          <w:p>
-            <w:pPr>
-              <w:pStyle w:val="Compact"/>
-              <w:jc w:val="left"/>
-            </w:pPr>
-            <w:r>
-              <w:t xml:space="preserve">TRUE</w:t>
-            </w:r>
-          </w:p>
-        </w:tc>
-        <w:tc>
-          <w:tcPr/>
-          <w:p>
-            <w:pPr>
-              <w:pStyle w:val="Compact"/>
-              <w:jc w:val="left"/>
-            </w:pPr>
-            <w:r>
-              <w:t xml:space="preserve">FALSE</w:t>
-            </w:r>
-          </w:p>
-        </w:tc>
-      </w:tr>
-      <w:tr>
-        <w:tc>
-          <w:tcPr/>
-          <w:p>
-            <w:pPr>
-              <w:pStyle w:val="Compact"/>
-              <w:jc w:val="left"/>
-            </w:pPr>
-            <w:r>
-              <w:t xml:space="preserve">Baum (2025)</w:t>
-            </w:r>
-          </w:p>
-        </w:tc>
-        <w:tc>
-          <w:tcPr/>
-          <w:p>
-            <w:pPr>
-              <w:pStyle w:val="Compact"/>
-              <w:jc w:val="left"/>
-            </w:pPr>
-            <w:r>
-              <w:t xml:space="preserve">./data/interwrk/ssclogs.parquet</w:t>
-            </w:r>
-          </w:p>
-        </w:tc>
-        <w:tc>
-          <w:tcPr/>
-          <w:p>
-            <w:pPr>
-              <w:pStyle w:val="Compact"/>
-              <w:jc w:val="left"/>
-            </w:pPr>
-            <w:r>
-              <w:t xml:space="preserve">TRUE</w:t>
-            </w:r>
-          </w:p>
-        </w:tc>
-        <w:tc>
-          <w:tcPr/>
-          <w:p>
-            <w:pPr>
-              <w:pStyle w:val="Compact"/>
-              <w:jc w:val="left"/>
-            </w:pPr>
-            <w:r>
-              <w:t xml:space="preserve">FALSE</w:t>
-            </w:r>
-          </w:p>
-        </w:tc>
-      </w:tr>
-      <w:tr>
-        <w:tc>
-          <w:tcPr/>
-          <w:p>
-            <w:pPr>
-              <w:pStyle w:val="Compact"/>
-              <w:jc w:val="left"/>
-            </w:pPr>
-            <w:r>
-              <w:t xml:space="preserve">Baum (2025)</w:t>
-            </w:r>
-          </w:p>
-        </w:tc>
-        <w:tc>
-          <w:tcPr/>
-          <w:p>
-            <w:pPr>
-              <w:pStyle w:val="Compact"/>
-              <w:jc w:val="left"/>
-            </w:pPr>
-            <w:r>
-              <w:t xml:space="preserve">./data/interwrk/ssclogs.rds</w:t>
-            </w:r>
-          </w:p>
-        </w:tc>
-        <w:tc>
-          <w:tcPr/>
-          <w:p>
-            <w:pPr>
-              <w:pStyle w:val="Compact"/>
-              <w:jc w:val="left"/>
-            </w:pPr>
-            <w:r>
-              <w:t xml:space="preserve">TRUE</w:t>
-            </w:r>
-          </w:p>
-        </w:tc>
-        <w:tc>
-          <w:tcPr/>
-          <w:p>
-            <w:pPr>
-              <w:pStyle w:val="Compact"/>
-              <w:jc w:val="left"/>
-            </w:pPr>
-            <w:r>
-              <w:t xml:space="preserve">FALSE</w:t>
-            </w:r>
-          </w:p>
-        </w:tc>
-      </w:tr>
-    </w:tbl>
     <w:bookmarkEnd w:id="20"/>
-    <w:bookmarkStart w:id="21" w:name="files-present"/>
-    <w:p>
-      <w:pPr>
-        <w:pStyle w:val="Heading3"/>
-      </w:pPr>
-      <w:r>
-        <w:t xml:space="preserve">Files present</w:t>
-      </w:r>
-    </w:p>
-    <w:p>
-      <w:pPr>
-        <w:pStyle w:val="BlockText"/>
-      </w:pPr>
-      <w:r>
-        <w:t xml:space="preserve">This list is only printed out when the normative provision of the files (i.e., whether the file should be present in the public replication package) does not match the actual presence of the file.</w:t>
-      </w:r>
-    </w:p>
-    <w:p>
-      <w:pPr>
-        <w:pStyle w:val="BlockText"/>
-      </w:pPr>
-      <w:r>
-        <w:t xml:space="preserve">This entire section disappears when everything is in order!</w:t>
-      </w:r>
-    </w:p>
-    <w:p>
-      <w:pPr>
-        <w:pStyle w:val="BlockText"/>
-      </w:pPr>
-      <w:r>
-        <w:t xml:space="preserve">The normative list is maintainaed MANUALLY in /home/rstudio/economics-open-science/_readme/datafiles.xlsx, and should be updated from the draft file.</w:t>
-      </w:r>
-    </w:p>
-    <w:tbl>
-      <w:tblPr>
-        <w:tblStyle w:val="Table"/>
-        <w:tblW w:type="pct" w:w="5000"/>
-        <w:tblLayout w:type="fixed"/>
-        <w:tblLook w:firstRow="1" w:lastRow="0" w:firstColumn="0" w:lastColumn="0" w:noHBand="0" w:noVBand="0" w:val="0020"/>
-      </w:tblPr>
-      <w:tblGrid>
-        <w:gridCol w:w="940"/>
-        <w:gridCol w:w="5802"/>
-        <w:gridCol w:w="705"/>
-        <w:gridCol w:w="470"/>
-      </w:tblGrid>
-      <w:tr>
-        <w:trPr>
-          <w:tblHeader w:val="on"/>
-        </w:trPr>
-        <w:tc>
-          <w:tcPr/>
-          <w:p>
-            <w:pPr>
-              <w:pStyle w:val="Compact"/>
-              <w:jc w:val="left"/>
-            </w:pPr>
-            <w:r>
-              <w:t xml:space="preserve">Data Source</w:t>
-            </w:r>
-          </w:p>
-        </w:tc>
-        <w:tc>
-          <w:tcPr/>
-          <w:p>
-            <w:pPr>
-              <w:pStyle w:val="Compact"/>
-              <w:jc w:val="left"/>
-            </w:pPr>
-            <w:r>
-              <w:t xml:space="preserve">Filename</w:t>
-            </w:r>
-          </w:p>
-        </w:tc>
-        <w:tc>
-          <w:tcPr/>
-          <w:p>
-            <w:pPr>
-              <w:pStyle w:val="Compact"/>
-              <w:jc w:val="left"/>
-            </w:pPr>
-            <w:r>
-              <w:t xml:space="preserve">Provided</w:t>
-            </w:r>
-          </w:p>
-        </w:tc>
-        <w:tc>
-          <w:tcPr/>
-          <w:p>
-            <w:pPr>
-              <w:pStyle w:val="Compact"/>
-              <w:jc w:val="left"/>
-            </w:pPr>
-            <w:r>
-              <w:t xml:space="preserve">Order</w:t>
-            </w:r>
-          </w:p>
-        </w:tc>
-      </w:tr>
-      <w:tr>
-        <w:tc>
-          <w:tcPr/>
-          <w:p>
-            <w:pPr>
-              <w:pStyle w:val="Compact"/>
-              <w:jc w:val="left"/>
-            </w:pPr>
-            <w:r>
-              <w:t xml:space="preserve">NA</w:t>
-            </w:r>
-          </w:p>
-        </w:tc>
-        <w:tc>
-          <w:tcPr/>
-          <w:p>
-            <w:pPr>
-              <w:pStyle w:val="Compact"/>
-              <w:jc w:val="left"/>
-            </w:pPr>
-            <w:r>
-              <w:t xml:space="preserve">./data/christensen-2019-fig1-legend.png</w:t>
-            </w:r>
-          </w:p>
-        </w:tc>
-        <w:tc>
-          <w:tcPr/>
-          <w:p>
-            <w:pPr>
-              <w:pStyle w:val="Compact"/>
-              <w:jc w:val="left"/>
-            </w:pPr>
-            <w:r>
-              <w:t xml:space="preserve">Yes</w:t>
-            </w:r>
-          </w:p>
-        </w:tc>
-        <w:tc>
-          <w:tcPr/>
-          <w:p>
-            <w:pPr>
-              <w:pStyle w:val="Compact"/>
-              <w:jc w:val="left"/>
-            </w:pPr>
-            <w:r>
-              <w:t xml:space="preserve">NA</w:t>
-            </w:r>
-          </w:p>
-        </w:tc>
-      </w:tr>
-      <w:tr>
-        <w:tc>
-          <w:tcPr/>
-          <w:p>
-            <w:pPr>
-              <w:pStyle w:val="Compact"/>
-              <w:jc w:val="left"/>
-            </w:pPr>
-            <w:r>
-              <w:t xml:space="preserve">NA</w:t>
-            </w:r>
-          </w:p>
-        </w:tc>
-        <w:tc>
-          <w:tcPr/>
-          <w:p>
-            <w:pPr>
-              <w:pStyle w:val="Compact"/>
-              <w:jc w:val="left"/>
-            </w:pPr>
-            <w:r>
-              <w:t xml:space="preserve">./data/christensen-2019-fig1b.png</w:t>
-            </w:r>
-          </w:p>
-        </w:tc>
-        <w:tc>
-          <w:tcPr/>
-          <w:p>
-            <w:pPr>
-              <w:pStyle w:val="Compact"/>
-              <w:jc w:val="left"/>
-            </w:pPr>
-            <w:r>
-              <w:t xml:space="preserve">Yes</w:t>
-            </w:r>
-          </w:p>
-        </w:tc>
-        <w:tc>
-          <w:tcPr/>
-          <w:p>
-            <w:pPr>
-              <w:pStyle w:val="Compact"/>
-              <w:jc w:val="left"/>
-            </w:pPr>
-            <w:r>
-              <w:t xml:space="preserve">NA</w:t>
-            </w:r>
-          </w:p>
-        </w:tc>
-      </w:tr>
-      <w:tr>
-        <w:tc>
-          <w:tcPr/>
-          <w:p>
-            <w:pPr>
-              <w:pStyle w:val="Compact"/>
-              <w:jc w:val="left"/>
-            </w:pPr>
-            <w:r>
-              <w:t xml:space="preserve">NA</w:t>
-            </w:r>
-          </w:p>
-        </w:tc>
-        <w:tc>
-          <w:tcPr/>
-          <w:p>
-            <w:pPr>
-              <w:pStyle w:val="Compact"/>
-              <w:jc w:val="left"/>
-            </w:pPr>
-            <w:r>
-              <w:t xml:space="preserve">./data/christensen-2019-fig7-legend.png</w:t>
-            </w:r>
-          </w:p>
-        </w:tc>
-        <w:tc>
-          <w:tcPr/>
-          <w:p>
-            <w:pPr>
-              <w:pStyle w:val="Compact"/>
-              <w:jc w:val="left"/>
-            </w:pPr>
-            <w:r>
-              <w:t xml:space="preserve">Yes</w:t>
-            </w:r>
-          </w:p>
-        </w:tc>
-        <w:tc>
-          <w:tcPr/>
-          <w:p>
-            <w:pPr>
-              <w:pStyle w:val="Compact"/>
-              <w:jc w:val="left"/>
-            </w:pPr>
-            <w:r>
-              <w:t xml:space="preserve">NA</w:t>
-            </w:r>
-          </w:p>
-        </w:tc>
-      </w:tr>
-      <w:tr>
-        <w:tc>
-          <w:tcPr/>
-          <w:p>
-            <w:pPr>
-              <w:pStyle w:val="Compact"/>
-              <w:jc w:val="left"/>
-            </w:pPr>
-            <w:r>
-              <w:t xml:space="preserve">NA</w:t>
-            </w:r>
-          </w:p>
-        </w:tc>
-        <w:tc>
-          <w:tcPr/>
-          <w:p>
-            <w:pPr>
-              <w:pStyle w:val="Compact"/>
-              <w:jc w:val="left"/>
-            </w:pPr>
-            <w:r>
-              <w:t xml:space="preserve">./data/christensen-2019-fig7.png</w:t>
-            </w:r>
-          </w:p>
-        </w:tc>
-        <w:tc>
-          <w:tcPr/>
-          <w:p>
-            <w:pPr>
-              <w:pStyle w:val="Compact"/>
-              <w:jc w:val="left"/>
-            </w:pPr>
-            <w:r>
-              <w:t xml:space="preserve">Yes</w:t>
-            </w:r>
-          </w:p>
-        </w:tc>
-        <w:tc>
-          <w:tcPr/>
-          <w:p>
-            <w:pPr>
-              <w:pStyle w:val="Compact"/>
-              <w:jc w:val="left"/>
-            </w:pPr>
-            <w:r>
-              <w:t xml:space="preserve">NA</w:t>
-            </w:r>
-          </w:p>
-        </w:tc>
-      </w:tr>
-      <w:tr>
-        <w:tc>
-          <w:tcPr/>
-          <w:p>
-            <w:pPr>
-              <w:pStyle w:val="Compact"/>
-              <w:jc w:val="left"/>
-            </w:pPr>
-            <w:r>
-              <w:t xml:space="preserve">NA</w:t>
-            </w:r>
-          </w:p>
-        </w:tc>
-        <w:tc>
-          <w:tcPr/>
-          <w:p>
-            <w:pPr>
-              <w:pStyle w:val="Compact"/>
-              <w:jc w:val="left"/>
-            </w:pPr>
-            <w:r>
-              <w:t xml:space="preserve">./data/confidential/Jira Export CSV (my defaults) 20250218210036.csv</w:t>
-            </w:r>
-          </w:p>
-        </w:tc>
-        <w:tc>
-          <w:tcPr/>
-          <w:p>
-            <w:pPr>
-              <w:pStyle w:val="Compact"/>
-              <w:jc w:val="left"/>
-            </w:pPr>
-            <w:r>
-              <w:t xml:space="preserve">Yes</w:t>
-            </w:r>
-          </w:p>
-        </w:tc>
-        <w:tc>
-          <w:tcPr/>
-          <w:p>
-            <w:pPr>
-              <w:pStyle w:val="Compact"/>
-              <w:jc w:val="left"/>
-            </w:pPr>
-            <w:r>
-              <w:t xml:space="preserve">NA</w:t>
-            </w:r>
-          </w:p>
-        </w:tc>
-      </w:tr>
-      <w:tr>
-        <w:tc>
-          <w:tcPr/>
-          <w:p>
-            <w:pPr>
-              <w:pStyle w:val="Compact"/>
-              <w:jc w:val="left"/>
-            </w:pPr>
-            <w:r>
-              <w:t xml:space="preserve">NA</w:t>
-            </w:r>
-          </w:p>
-        </w:tc>
-        <w:tc>
-          <w:tcPr/>
-          <w:p>
-            <w:pPr>
-              <w:pStyle w:val="Compact"/>
-              <w:jc w:val="left"/>
-            </w:pPr>
-            <w:r>
-              <w:t xml:space="preserve">./data/confidential/jira-search-84765891-47e0-43ec-874d-365f527ef997.xlsx</w:t>
-            </w:r>
-          </w:p>
-        </w:tc>
-        <w:tc>
-          <w:tcPr/>
-          <w:p>
-            <w:pPr>
-              <w:pStyle w:val="Compact"/>
-              <w:jc w:val="left"/>
-            </w:pPr>
-            <w:r>
-              <w:t xml:space="preserve">Yes</w:t>
-            </w:r>
-          </w:p>
-        </w:tc>
-        <w:tc>
-          <w:tcPr/>
-          <w:p>
-            <w:pPr>
-              <w:pStyle w:val="Compact"/>
-              <w:jc w:val="left"/>
-            </w:pPr>
-            <w:r>
-              <w:t xml:space="preserve">NA</w:t>
-            </w:r>
-          </w:p>
-        </w:tc>
-      </w:tr>
-      <w:tr>
-        <w:tc>
-          <w:tcPr/>
-          <w:p>
-            <w:pPr>
-              <w:pStyle w:val="Compact"/>
-              <w:jc w:val="left"/>
-            </w:pPr>
-            <w:r>
-              <w:t xml:space="preserve">NA</w:t>
-            </w:r>
-          </w:p>
-        </w:tc>
-        <w:tc>
-          <w:tcPr/>
-          <w:p>
-            <w:pPr>
-              <w:pStyle w:val="Compact"/>
-              <w:jc w:val="left"/>
-            </w:pPr>
-            <w:r>
-              <w:t xml:space="preserve">./data/confidential/readme.txt</w:t>
-            </w:r>
-          </w:p>
-        </w:tc>
-        <w:tc>
-          <w:tcPr/>
-          <w:p>
-            <w:pPr>
-              <w:pStyle w:val="Compact"/>
-              <w:jc w:val="left"/>
-            </w:pPr>
-            <w:r>
-              <w:t xml:space="preserve">Yes</w:t>
-            </w:r>
-          </w:p>
-        </w:tc>
-        <w:tc>
-          <w:tcPr/>
-          <w:p>
-            <w:pPr>
-              <w:pStyle w:val="Compact"/>
-              <w:jc w:val="left"/>
-            </w:pPr>
-            <w:r>
-              <w:t xml:space="preserve">NA</w:t>
-            </w:r>
-          </w:p>
-        </w:tc>
-      </w:tr>
-      <w:tr>
-        <w:tc>
-          <w:tcPr/>
-          <w:p>
-            <w:pPr>
-              <w:pStyle w:val="Compact"/>
-              <w:jc w:val="left"/>
-            </w:pPr>
-            <w:r>
-              <w:t xml:space="preserve">NA</w:t>
-            </w:r>
-          </w:p>
-        </w:tc>
-        <w:tc>
-          <w:tcPr/>
-          <w:p>
-            <w:pPr>
-              <w:pStyle w:val="Compact"/>
-              <w:jc w:val="left"/>
-            </w:pPr>
-            <w:r>
-              <w:t xml:space="preserve">./data/crdcn-Publications-Export-2025-February-11-0901.csv</w:t>
-            </w:r>
-          </w:p>
-        </w:tc>
-        <w:tc>
-          <w:tcPr/>
-          <w:p>
-            <w:pPr>
-              <w:pStyle w:val="Compact"/>
-              <w:jc w:val="left"/>
-            </w:pPr>
-            <w:r>
-              <w:t xml:space="preserve">Yes</w:t>
-            </w:r>
-          </w:p>
-        </w:tc>
-        <w:tc>
-          <w:tcPr/>
-          <w:p>
-            <w:pPr>
-              <w:pStyle w:val="Compact"/>
-              <w:jc w:val="left"/>
-            </w:pPr>
-            <w:r>
-              <w:t xml:space="preserve">NA</w:t>
-            </w:r>
-          </w:p>
-        </w:tc>
-      </w:tr>
-      <w:tr>
-        <w:tc>
-          <w:tcPr/>
-          <w:p>
-            <w:pPr>
-              <w:pStyle w:val="Compact"/>
-              <w:jc w:val="left"/>
-            </w:pPr>
-            <w:r>
-              <w:t xml:space="preserve">NA</w:t>
-            </w:r>
-          </w:p>
-        </w:tc>
-        <w:tc>
-          <w:tcPr/>
-          <w:p>
-            <w:pPr>
-              <w:pStyle w:val="Compact"/>
-              <w:jc w:val="left"/>
-            </w:pPr>
-            <w:r>
-              <w:t xml:space="preserve">./data/crossref_dois_enhanced.Rds</w:t>
-            </w:r>
-          </w:p>
-        </w:tc>
-        <w:tc>
-          <w:tcPr/>
-          <w:p>
-            <w:pPr>
-              <w:pStyle w:val="Compact"/>
-              <w:jc w:val="left"/>
-            </w:pPr>
-            <w:r>
-              <w:t xml:space="preserve">Yes</w:t>
-            </w:r>
-          </w:p>
-        </w:tc>
-        <w:tc>
-          <w:tcPr/>
-          <w:p>
-            <w:pPr>
-              <w:pStyle w:val="Compact"/>
-              <w:jc w:val="left"/>
-            </w:pPr>
-            <w:r>
-              <w:t xml:space="preserve">NA</w:t>
-            </w:r>
-          </w:p>
-        </w:tc>
-      </w:tr>
-      <w:tr>
-        <w:tc>
-          <w:tcPr/>
-          <w:p>
-            <w:pPr>
-              <w:pStyle w:val="Compact"/>
-              <w:jc w:val="left"/>
-            </w:pPr>
-            <w:r>
-              <w:t xml:space="preserve">NA</w:t>
-            </w:r>
-          </w:p>
-        </w:tc>
-        <w:tc>
-          <w:tcPr/>
-          <w:p>
-            <w:pPr>
-              <w:pStyle w:val="Compact"/>
-              <w:jc w:val="left"/>
-            </w:pPr>
-            <w:r>
-              <w:t xml:space="preserve">./data/crossref_dois.Rds</w:t>
-            </w:r>
-          </w:p>
-        </w:tc>
-        <w:tc>
-          <w:tcPr/>
-          <w:p>
-            <w:pPr>
-              <w:pStyle w:val="Compact"/>
-              <w:jc w:val="left"/>
-            </w:pPr>
-            <w:r>
-              <w:t xml:space="preserve">Yes</w:t>
-            </w:r>
-          </w:p>
-        </w:tc>
-        <w:tc>
-          <w:tcPr/>
-          <w:p>
-            <w:pPr>
-              <w:pStyle w:val="Compact"/>
-              <w:jc w:val="left"/>
-            </w:pPr>
-            <w:r>
-              <w:t xml:space="preserve">NA</w:t>
-            </w:r>
-          </w:p>
-        </w:tc>
-      </w:tr>
-      <w:tr>
-        <w:tc>
-          <w:tcPr/>
-          <w:p>
-            <w:pPr>
-              <w:pStyle w:val="Compact"/>
-              <w:jc w:val="left"/>
-            </w:pPr>
-            <w:r>
-              <w:t xml:space="preserve">NA</w:t>
-            </w:r>
-          </w:p>
-        </w:tc>
-        <w:tc>
-          <w:tcPr/>
-          <w:p>
-            <w:pPr>
-              <w:pStyle w:val="Compact"/>
-              <w:jc w:val="left"/>
-            </w:pPr>
-            <w:r>
-              <w:t xml:space="preserve">./data/interwrk/cran_logs/2025-02-01-r.csv.gz</w:t>
-            </w:r>
-          </w:p>
-        </w:tc>
-        <w:tc>
-          <w:tcPr/>
-          <w:p>
-            <w:pPr>
-              <w:pStyle w:val="Compact"/>
-              <w:jc w:val="left"/>
-            </w:pPr>
-            <w:r>
-              <w:t xml:space="preserve">Yes</w:t>
-            </w:r>
-          </w:p>
-        </w:tc>
-        <w:tc>
-          <w:tcPr/>
-          <w:p>
-            <w:pPr>
-              <w:pStyle w:val="Compact"/>
-              <w:jc w:val="left"/>
-            </w:pPr>
-            <w:r>
-              <w:t xml:space="preserve">NA</w:t>
-            </w:r>
-          </w:p>
-        </w:tc>
-      </w:tr>
-      <w:tr>
-        <w:tc>
-          <w:tcPr/>
-          <w:p>
-            <w:pPr>
-              <w:pStyle w:val="Compact"/>
-              <w:jc w:val="left"/>
-            </w:pPr>
-            <w:r>
-              <w:t xml:space="preserve">NA</w:t>
-            </w:r>
-          </w:p>
-        </w:tc>
-        <w:tc>
-          <w:tcPr/>
-          <w:p>
-            <w:pPr>
-              <w:pStyle w:val="Compact"/>
-              <w:jc w:val="left"/>
-            </w:pPr>
-            <w:r>
-              <w:t xml:space="preserve">./data/interwrk/cran_logs/2025-02-02-r.csv.gz</w:t>
-            </w:r>
-          </w:p>
-        </w:tc>
-        <w:tc>
-          <w:tcPr/>
-          <w:p>
-            <w:pPr>
-              <w:pStyle w:val="Compact"/>
-              <w:jc w:val="left"/>
-            </w:pPr>
-            <w:r>
-              <w:t xml:space="preserve">Yes</w:t>
-            </w:r>
-          </w:p>
-        </w:tc>
-        <w:tc>
-          <w:tcPr/>
-          <w:p>
-            <w:pPr>
-              <w:pStyle w:val="Compact"/>
-              <w:jc w:val="left"/>
-            </w:pPr>
-            <w:r>
-              <w:t xml:space="preserve">NA</w:t>
-            </w:r>
-          </w:p>
-        </w:tc>
-      </w:tr>
-      <w:tr>
-        <w:tc>
-          <w:tcPr/>
-          <w:p>
-            <w:pPr>
-              <w:pStyle w:val="Compact"/>
-              <w:jc w:val="left"/>
-            </w:pPr>
-            <w:r>
-              <w:t xml:space="preserve">NA</w:t>
-            </w:r>
-          </w:p>
-        </w:tc>
-        <w:tc>
-          <w:tcPr/>
-          <w:p>
-            <w:pPr>
-              <w:pStyle w:val="Compact"/>
-              <w:jc w:val="left"/>
-            </w:pPr>
-            <w:r>
-              <w:t xml:space="preserve">./data/interwrk/cran_logs/2025-02-03-r.csv.gz</w:t>
-            </w:r>
-          </w:p>
-        </w:tc>
-        <w:tc>
-          <w:tcPr/>
-          <w:p>
-            <w:pPr>
-              <w:pStyle w:val="Compact"/>
-              <w:jc w:val="left"/>
-            </w:pPr>
-            <w:r>
-              <w:t xml:space="preserve">Yes</w:t>
-            </w:r>
-          </w:p>
-        </w:tc>
-        <w:tc>
-          <w:tcPr/>
-          <w:p>
-            <w:pPr>
-              <w:pStyle w:val="Compact"/>
-              <w:jc w:val="left"/>
-            </w:pPr>
-            <w:r>
-              <w:t xml:space="preserve">NA</w:t>
-            </w:r>
-          </w:p>
-        </w:tc>
-      </w:tr>
-      <w:tr>
-        <w:tc>
-          <w:tcPr/>
-          <w:p>
-            <w:pPr>
-              <w:pStyle w:val="Compact"/>
-              <w:jc w:val="left"/>
-            </w:pPr>
-            <w:r>
-              <w:t xml:space="preserve">NA</w:t>
-            </w:r>
-          </w:p>
-        </w:tc>
-        <w:tc>
-          <w:tcPr/>
-          <w:p>
-            <w:pPr>
-              <w:pStyle w:val="Compact"/>
-              <w:jc w:val="left"/>
-            </w:pPr>
-            <w:r>
-              <w:t xml:space="preserve">./data/interwrk/cran_logs/2025-02-04-r.csv.gz</w:t>
-            </w:r>
-          </w:p>
-        </w:tc>
-        <w:tc>
-          <w:tcPr/>
-          <w:p>
-            <w:pPr>
-              <w:pStyle w:val="Compact"/>
-              <w:jc w:val="left"/>
-            </w:pPr>
-            <w:r>
-              <w:t xml:space="preserve">Yes</w:t>
-            </w:r>
-          </w:p>
-        </w:tc>
-        <w:tc>
-          <w:tcPr/>
-          <w:p>
-            <w:pPr>
-              <w:pStyle w:val="Compact"/>
-              <w:jc w:val="left"/>
-            </w:pPr>
-            <w:r>
-              <w:t xml:space="preserve">NA</w:t>
-            </w:r>
-          </w:p>
-        </w:tc>
-      </w:tr>
-      <w:tr>
-        <w:tc>
-          <w:tcPr/>
-          <w:p>
-            <w:pPr>
-              <w:pStyle w:val="Compact"/>
-              <w:jc w:val="left"/>
-            </w:pPr>
-            <w:r>
-              <w:t xml:space="preserve">NA</w:t>
-            </w:r>
-          </w:p>
-        </w:tc>
-        <w:tc>
-          <w:tcPr/>
-          <w:p>
-            <w:pPr>
-              <w:pStyle w:val="Compact"/>
-              <w:jc w:val="left"/>
-            </w:pPr>
-            <w:r>
-              <w:t xml:space="preserve">./data/interwrk/cran_logs/2025-02-05-r.csv.gz</w:t>
-            </w:r>
-          </w:p>
-        </w:tc>
-        <w:tc>
-          <w:tcPr/>
-          <w:p>
-            <w:pPr>
-              <w:pStyle w:val="Compact"/>
-              <w:jc w:val="left"/>
-            </w:pPr>
-            <w:r>
-              <w:t xml:space="preserve">Yes</w:t>
-            </w:r>
-          </w:p>
-        </w:tc>
-        <w:tc>
-          <w:tcPr/>
-          <w:p>
-            <w:pPr>
-              <w:pStyle w:val="Compact"/>
-              <w:jc w:val="left"/>
-            </w:pPr>
-            <w:r>
-              <w:t xml:space="preserve">NA</w:t>
-            </w:r>
-          </w:p>
-        </w:tc>
-      </w:tr>
-      <w:tr>
-        <w:tc>
-          <w:tcPr/>
-          <w:p>
-            <w:pPr>
-              <w:pStyle w:val="Compact"/>
-              <w:jc w:val="left"/>
-            </w:pPr>
-            <w:r>
-              <w:t xml:space="preserve">NA</w:t>
-            </w:r>
-          </w:p>
-        </w:tc>
-        <w:tc>
-          <w:tcPr/>
-          <w:p>
-            <w:pPr>
-              <w:pStyle w:val="Compact"/>
-              <w:jc w:val="left"/>
-            </w:pPr>
-            <w:r>
-              <w:t xml:space="preserve">./data/interwrk/cran_logs/2025-02-06-r.csv.gz</w:t>
-            </w:r>
-          </w:p>
-        </w:tc>
-        <w:tc>
-          <w:tcPr/>
-          <w:p>
-            <w:pPr>
-              <w:pStyle w:val="Compact"/>
-              <w:jc w:val="left"/>
-            </w:pPr>
-            <w:r>
-              <w:t xml:space="preserve">Yes</w:t>
-            </w:r>
-          </w:p>
-        </w:tc>
-        <w:tc>
-          <w:tcPr/>
-          <w:p>
-            <w:pPr>
-              <w:pStyle w:val="Compact"/>
-              <w:jc w:val="left"/>
-            </w:pPr>
-            <w:r>
-              <w:t xml:space="preserve">NA</w:t>
-            </w:r>
-          </w:p>
-        </w:tc>
-      </w:tr>
-      <w:tr>
-        <w:tc>
-          <w:tcPr/>
-          <w:p>
-            <w:pPr>
-              <w:pStyle w:val="Compact"/>
-              <w:jc w:val="left"/>
-            </w:pPr>
-            <w:r>
-              <w:t xml:space="preserve">NA</w:t>
-            </w:r>
-          </w:p>
-        </w:tc>
-        <w:tc>
-          <w:tcPr/>
-          <w:p>
-            <w:pPr>
-              <w:pStyle w:val="Compact"/>
-              <w:jc w:val="left"/>
-            </w:pPr>
-            <w:r>
-              <w:t xml:space="preserve">./data/interwrk/cran_logs/2025-02-07-r.csv.gz</w:t>
-            </w:r>
-          </w:p>
-        </w:tc>
-        <w:tc>
-          <w:tcPr/>
-          <w:p>
-            <w:pPr>
-              <w:pStyle w:val="Compact"/>
-              <w:jc w:val="left"/>
-            </w:pPr>
-            <w:r>
-              <w:t xml:space="preserve">Yes</w:t>
-            </w:r>
-          </w:p>
-        </w:tc>
-        <w:tc>
-          <w:tcPr/>
-          <w:p>
-            <w:pPr>
-              <w:pStyle w:val="Compact"/>
-              <w:jc w:val="left"/>
-            </w:pPr>
-            <w:r>
-              <w:t xml:space="preserve">NA</w:t>
-            </w:r>
-          </w:p>
-        </w:tc>
-      </w:tr>
-      <w:tr>
-        <w:tc>
-          <w:tcPr/>
-          <w:p>
-            <w:pPr>
-              <w:pStyle w:val="Compact"/>
-              <w:jc w:val="left"/>
-            </w:pPr>
-            <w:r>
-              <w:t xml:space="preserve">NA</w:t>
-            </w:r>
-          </w:p>
-        </w:tc>
-        <w:tc>
-          <w:tcPr/>
-          <w:p>
-            <w:pPr>
-              <w:pStyle w:val="Compact"/>
-              <w:jc w:val="left"/>
-            </w:pPr>
-            <w:r>
-              <w:t xml:space="preserve">./data/interwrk/cran_logs/2025-02-08-r.csv.gz</w:t>
-            </w:r>
-          </w:p>
-        </w:tc>
-        <w:tc>
-          <w:tcPr/>
-          <w:p>
-            <w:pPr>
-              <w:pStyle w:val="Compact"/>
-              <w:jc w:val="left"/>
-            </w:pPr>
-            <w:r>
-              <w:t xml:space="preserve">Yes</w:t>
-            </w:r>
-          </w:p>
-        </w:tc>
-        <w:tc>
-          <w:tcPr/>
-          <w:p>
-            <w:pPr>
-              <w:pStyle w:val="Compact"/>
-              <w:jc w:val="left"/>
-            </w:pPr>
-            <w:r>
-              <w:t xml:space="preserve">NA</w:t>
-            </w:r>
-          </w:p>
-        </w:tc>
-      </w:tr>
-      <w:tr>
-        <w:tc>
-          <w:tcPr/>
-          <w:p>
-            <w:pPr>
-              <w:pStyle w:val="Compact"/>
-              <w:jc w:val="left"/>
-            </w:pPr>
-            <w:r>
-              <w:t xml:space="preserve">NA</w:t>
-            </w:r>
-          </w:p>
-        </w:tc>
-        <w:tc>
-          <w:tcPr/>
-          <w:p>
-            <w:pPr>
-              <w:pStyle w:val="Compact"/>
-              <w:jc w:val="left"/>
-            </w:pPr>
-            <w:r>
-              <w:t xml:space="preserve">./data/interwrk/cran_logs/2025-02-09-r.csv.gz</w:t>
-            </w:r>
-          </w:p>
-        </w:tc>
-        <w:tc>
-          <w:tcPr/>
-          <w:p>
-            <w:pPr>
-              <w:pStyle w:val="Compact"/>
-              <w:jc w:val="left"/>
-            </w:pPr>
-            <w:r>
-              <w:t xml:space="preserve">Yes</w:t>
-            </w:r>
-          </w:p>
-        </w:tc>
-        <w:tc>
-          <w:tcPr/>
-          <w:p>
-            <w:pPr>
-              <w:pStyle w:val="Compact"/>
-              <w:jc w:val="left"/>
-            </w:pPr>
-            <w:r>
-              <w:t xml:space="preserve">NA</w:t>
-            </w:r>
-          </w:p>
-        </w:tc>
-      </w:tr>
-      <w:tr>
-        <w:tc>
-          <w:tcPr/>
-          <w:p>
-            <w:pPr>
-              <w:pStyle w:val="Compact"/>
-              <w:jc w:val="left"/>
-            </w:pPr>
-            <w:r>
-              <w:t xml:space="preserve">NA</w:t>
-            </w:r>
-          </w:p>
-        </w:tc>
-        <w:tc>
-          <w:tcPr/>
-          <w:p>
-            <w:pPr>
-              <w:pStyle w:val="Compact"/>
-              <w:jc w:val="left"/>
-            </w:pPr>
-            <w:r>
-              <w:t xml:space="preserve">./data/interwrk/cran_logs/2025-02-10-r.csv.gz</w:t>
-            </w:r>
-          </w:p>
-        </w:tc>
-        <w:tc>
-          <w:tcPr/>
-          <w:p>
-            <w:pPr>
-              <w:pStyle w:val="Compact"/>
-              <w:jc w:val="left"/>
-            </w:pPr>
-            <w:r>
-              <w:t xml:space="preserve">Yes</w:t>
-            </w:r>
-          </w:p>
-        </w:tc>
-        <w:tc>
-          <w:tcPr/>
-          <w:p>
-            <w:pPr>
-              <w:pStyle w:val="Compact"/>
-              <w:jc w:val="left"/>
-            </w:pPr>
-            <w:r>
-              <w:t xml:space="preserve">NA</w:t>
-            </w:r>
-          </w:p>
-        </w:tc>
-      </w:tr>
-      <w:tr>
-        <w:tc>
-          <w:tcPr/>
-          <w:p>
-            <w:pPr>
-              <w:pStyle w:val="Compact"/>
-              <w:jc w:val="left"/>
-            </w:pPr>
-            <w:r>
-              <w:t xml:space="preserve">NA</w:t>
-            </w:r>
-          </w:p>
-        </w:tc>
-        <w:tc>
-          <w:tcPr/>
-          <w:p>
-            <w:pPr>
-              <w:pStyle w:val="Compact"/>
-              <w:jc w:val="left"/>
-            </w:pPr>
-            <w:r>
-              <w:t xml:space="preserve">./data/interwrk/cran_logs/2025-02-11-r.csv.gz</w:t>
-            </w:r>
-          </w:p>
-        </w:tc>
-        <w:tc>
-          <w:tcPr/>
-          <w:p>
-            <w:pPr>
-              <w:pStyle w:val="Compact"/>
-              <w:jc w:val="left"/>
-            </w:pPr>
-            <w:r>
-              <w:t xml:space="preserve">Yes</w:t>
-            </w:r>
-          </w:p>
-        </w:tc>
-        <w:tc>
-          <w:tcPr/>
-          <w:p>
-            <w:pPr>
-              <w:pStyle w:val="Compact"/>
-              <w:jc w:val="left"/>
-            </w:pPr>
-            <w:r>
-              <w:t xml:space="preserve">NA</w:t>
-            </w:r>
-          </w:p>
-        </w:tc>
-      </w:tr>
-      <w:tr>
-        <w:tc>
-          <w:tcPr/>
-          <w:p>
-            <w:pPr>
-              <w:pStyle w:val="Compact"/>
-              <w:jc w:val="left"/>
-            </w:pPr>
-            <w:r>
-              <w:t xml:space="preserve">NA</w:t>
-            </w:r>
-          </w:p>
-        </w:tc>
-        <w:tc>
-          <w:tcPr/>
-          <w:p>
-            <w:pPr>
-              <w:pStyle w:val="Compact"/>
-              <w:jc w:val="left"/>
-            </w:pPr>
-            <w:r>
-              <w:t xml:space="preserve">./data/interwrk/cran_logs/2025-02-12-r.csv.gz</w:t>
-            </w:r>
-          </w:p>
-        </w:tc>
-        <w:tc>
-          <w:tcPr/>
-          <w:p>
-            <w:pPr>
-              <w:pStyle w:val="Compact"/>
-              <w:jc w:val="left"/>
-            </w:pPr>
-            <w:r>
-              <w:t xml:space="preserve">Yes</w:t>
-            </w:r>
-          </w:p>
-        </w:tc>
-        <w:tc>
-          <w:tcPr/>
-          <w:p>
-            <w:pPr>
-              <w:pStyle w:val="Compact"/>
-              <w:jc w:val="left"/>
-            </w:pPr>
-            <w:r>
-              <w:t xml:space="preserve">NA</w:t>
-            </w:r>
-          </w:p>
-        </w:tc>
-      </w:tr>
-      <w:tr>
-        <w:tc>
-          <w:tcPr/>
-          <w:p>
-            <w:pPr>
-              <w:pStyle w:val="Compact"/>
-              <w:jc w:val="left"/>
-            </w:pPr>
-            <w:r>
-              <w:t xml:space="preserve">NA</w:t>
-            </w:r>
-          </w:p>
-        </w:tc>
-        <w:tc>
-          <w:tcPr/>
-          <w:p>
-            <w:pPr>
-              <w:pStyle w:val="Compact"/>
-              <w:jc w:val="left"/>
-            </w:pPr>
-            <w:r>
-              <w:t xml:space="preserve">./data/interwrk/cran_logs/2025-02-13-r.csv.gz</w:t>
-            </w:r>
-          </w:p>
-        </w:tc>
-        <w:tc>
-          <w:tcPr/>
-          <w:p>
-            <w:pPr>
-              <w:pStyle w:val="Compact"/>
-              <w:jc w:val="left"/>
-            </w:pPr>
-            <w:r>
-              <w:t xml:space="preserve">Yes</w:t>
-            </w:r>
-          </w:p>
-        </w:tc>
-        <w:tc>
-          <w:tcPr/>
-          <w:p>
-            <w:pPr>
-              <w:pStyle w:val="Compact"/>
-              <w:jc w:val="left"/>
-            </w:pPr>
-            <w:r>
-              <w:t xml:space="preserve">NA</w:t>
-            </w:r>
-          </w:p>
-        </w:tc>
-      </w:tr>
-      <w:tr>
-        <w:tc>
-          <w:tcPr/>
-          <w:p>
-            <w:pPr>
-              <w:pStyle w:val="Compact"/>
-              <w:jc w:val="left"/>
-            </w:pPr>
-            <w:r>
-              <w:t xml:space="preserve">NA</w:t>
-            </w:r>
-          </w:p>
-        </w:tc>
-        <w:tc>
-          <w:tcPr/>
-          <w:p>
-            <w:pPr>
-              <w:pStyle w:val="Compact"/>
-              <w:jc w:val="left"/>
-            </w:pPr>
-            <w:r>
-              <w:t xml:space="preserve">./data/interwrk/cran_logs/2025-02-14-r.csv.gz</w:t>
-            </w:r>
-          </w:p>
-        </w:tc>
-        <w:tc>
-          <w:tcPr/>
-          <w:p>
-            <w:pPr>
-              <w:pStyle w:val="Compact"/>
-              <w:jc w:val="left"/>
-            </w:pPr>
-            <w:r>
-              <w:t xml:space="preserve">Yes</w:t>
-            </w:r>
-          </w:p>
-        </w:tc>
-        <w:tc>
-          <w:tcPr/>
-          <w:p>
-            <w:pPr>
-              <w:pStyle w:val="Compact"/>
-              <w:jc w:val="left"/>
-            </w:pPr>
-            <w:r>
-              <w:t xml:space="preserve">NA</w:t>
-            </w:r>
-          </w:p>
-        </w:tc>
-      </w:tr>
-      <w:tr>
-        <w:tc>
-          <w:tcPr/>
-          <w:p>
-            <w:pPr>
-              <w:pStyle w:val="Compact"/>
-              <w:jc w:val="left"/>
-            </w:pPr>
-            <w:r>
-              <w:t xml:space="preserve">NA</w:t>
-            </w:r>
-          </w:p>
-        </w:tc>
-        <w:tc>
-          <w:tcPr/>
-          <w:p>
-            <w:pPr>
-              <w:pStyle w:val="Compact"/>
-              <w:jc w:val="left"/>
-            </w:pPr>
-            <w:r>
-              <w:t xml:space="preserve">./data/interwrk/cran_logs/2025-02-15-r.csv.gz</w:t>
-            </w:r>
-          </w:p>
-        </w:tc>
-        <w:tc>
-          <w:tcPr/>
-          <w:p>
-            <w:pPr>
-              <w:pStyle w:val="Compact"/>
-              <w:jc w:val="left"/>
-            </w:pPr>
-            <w:r>
-              <w:t xml:space="preserve">Yes</w:t>
-            </w:r>
-          </w:p>
-        </w:tc>
-        <w:tc>
-          <w:tcPr/>
-          <w:p>
-            <w:pPr>
-              <w:pStyle w:val="Compact"/>
-              <w:jc w:val="left"/>
-            </w:pPr>
-            <w:r>
-              <w:t xml:space="preserve">NA</w:t>
-            </w:r>
-          </w:p>
-        </w:tc>
-      </w:tr>
-      <w:tr>
-        <w:tc>
-          <w:tcPr/>
-          <w:p>
-            <w:pPr>
-              <w:pStyle w:val="Compact"/>
-              <w:jc w:val="left"/>
-            </w:pPr>
-            <w:r>
-              <w:t xml:space="preserve">NA</w:t>
-            </w:r>
-          </w:p>
-        </w:tc>
-        <w:tc>
-          <w:tcPr/>
-          <w:p>
-            <w:pPr>
-              <w:pStyle w:val="Compact"/>
-              <w:jc w:val="left"/>
-            </w:pPr>
-            <w:r>
-              <w:t xml:space="preserve">./data/interwrk/cran_logs/2025-02-16-r.csv.gz</w:t>
-            </w:r>
-          </w:p>
-        </w:tc>
-        <w:tc>
-          <w:tcPr/>
-          <w:p>
-            <w:pPr>
-              <w:pStyle w:val="Compact"/>
-              <w:jc w:val="left"/>
-            </w:pPr>
-            <w:r>
-              <w:t xml:space="preserve">Yes</w:t>
-            </w:r>
-          </w:p>
-        </w:tc>
-        <w:tc>
-          <w:tcPr/>
-          <w:p>
-            <w:pPr>
-              <w:pStyle w:val="Compact"/>
-              <w:jc w:val="left"/>
-            </w:pPr>
-            <w:r>
-              <w:t xml:space="preserve">NA</w:t>
-            </w:r>
-          </w:p>
-        </w:tc>
-      </w:tr>
-      <w:tr>
-        <w:tc>
-          <w:tcPr/>
-          <w:p>
-            <w:pPr>
-              <w:pStyle w:val="Compact"/>
-              <w:jc w:val="left"/>
-            </w:pPr>
-            <w:r>
-              <w:t xml:space="preserve">NA</w:t>
-            </w:r>
-          </w:p>
-        </w:tc>
-        <w:tc>
-          <w:tcPr/>
-          <w:p>
-            <w:pPr>
-              <w:pStyle w:val="Compact"/>
-              <w:jc w:val="left"/>
-            </w:pPr>
-            <w:r>
-              <w:t xml:space="preserve">./data/interwrk/cran_logs/2025-02-17-r.csv.gz</w:t>
-            </w:r>
-          </w:p>
-        </w:tc>
-        <w:tc>
-          <w:tcPr/>
-          <w:p>
-            <w:pPr>
-              <w:pStyle w:val="Compact"/>
-              <w:jc w:val="left"/>
-            </w:pPr>
-            <w:r>
-              <w:t xml:space="preserve">Yes</w:t>
-            </w:r>
-          </w:p>
-        </w:tc>
-        <w:tc>
-          <w:tcPr/>
-          <w:p>
-            <w:pPr>
-              <w:pStyle w:val="Compact"/>
-              <w:jc w:val="left"/>
-            </w:pPr>
-            <w:r>
-              <w:t xml:space="preserve">NA</w:t>
-            </w:r>
-          </w:p>
-        </w:tc>
-      </w:tr>
-      <w:tr>
-        <w:tc>
-          <w:tcPr/>
-          <w:p>
-            <w:pPr>
-              <w:pStyle w:val="Compact"/>
-              <w:jc w:val="left"/>
-            </w:pPr>
-            <w:r>
-              <w:t xml:space="preserve">NA</w:t>
-            </w:r>
-          </w:p>
-        </w:tc>
-        <w:tc>
-          <w:tcPr/>
-          <w:p>
-            <w:pPr>
-              <w:pStyle w:val="Compact"/>
-              <w:jc w:val="left"/>
-            </w:pPr>
-            <w:r>
-              <w:t xml:space="preserve">./data/interwrk/cran_logs/2025-02-18-r.csv.gz</w:t>
-            </w:r>
-          </w:p>
-        </w:tc>
-        <w:tc>
-          <w:tcPr/>
-          <w:p>
-            <w:pPr>
-              <w:pStyle w:val="Compact"/>
-              <w:jc w:val="left"/>
-            </w:pPr>
-            <w:r>
-              <w:t xml:space="preserve">Yes</w:t>
-            </w:r>
-          </w:p>
-        </w:tc>
-        <w:tc>
-          <w:tcPr/>
-          <w:p>
-            <w:pPr>
-              <w:pStyle w:val="Compact"/>
-              <w:jc w:val="left"/>
-            </w:pPr>
-            <w:r>
-              <w:t xml:space="preserve">NA</w:t>
-            </w:r>
-          </w:p>
-        </w:tc>
-      </w:tr>
-      <w:tr>
-        <w:tc>
-          <w:tcPr/>
-          <w:p>
-            <w:pPr>
-              <w:pStyle w:val="Compact"/>
-              <w:jc w:val="left"/>
-            </w:pPr>
-            <w:r>
-              <w:t xml:space="preserve">NA</w:t>
-            </w:r>
-          </w:p>
-        </w:tc>
-        <w:tc>
-          <w:tcPr/>
-          <w:p>
-            <w:pPr>
-              <w:pStyle w:val="Compact"/>
-              <w:jc w:val="left"/>
-            </w:pPr>
-            <w:r>
-              <w:t xml:space="preserve">./data/interwrk/cran_logs/2025-02-19-r.csv.gz</w:t>
-            </w:r>
-          </w:p>
-        </w:tc>
-        <w:tc>
-          <w:tcPr/>
-          <w:p>
-            <w:pPr>
-              <w:pStyle w:val="Compact"/>
-              <w:jc w:val="left"/>
-            </w:pPr>
-            <w:r>
-              <w:t xml:space="preserve">Yes</w:t>
-            </w:r>
-          </w:p>
-        </w:tc>
-        <w:tc>
-          <w:tcPr/>
-          <w:p>
-            <w:pPr>
-              <w:pStyle w:val="Compact"/>
-              <w:jc w:val="left"/>
-            </w:pPr>
-            <w:r>
-              <w:t xml:space="preserve">NA</w:t>
-            </w:r>
-          </w:p>
-        </w:tc>
-      </w:tr>
-      <w:tr>
-        <w:tc>
-          <w:tcPr/>
-          <w:p>
-            <w:pPr>
-              <w:pStyle w:val="Compact"/>
-              <w:jc w:val="left"/>
-            </w:pPr>
-            <w:r>
-              <w:t xml:space="preserve">NA</w:t>
-            </w:r>
-          </w:p>
-        </w:tc>
-        <w:tc>
-          <w:tcPr/>
-          <w:p>
-            <w:pPr>
-              <w:pStyle w:val="Compact"/>
-              <w:jc w:val="left"/>
-            </w:pPr>
-            <w:r>
-              <w:t xml:space="preserve">./data/interwrk/cran_logs/2025-02-20-r.csv.gz</w:t>
-            </w:r>
-          </w:p>
-        </w:tc>
-        <w:tc>
-          <w:tcPr/>
-          <w:p>
-            <w:pPr>
-              <w:pStyle w:val="Compact"/>
-              <w:jc w:val="left"/>
-            </w:pPr>
-            <w:r>
-              <w:t xml:space="preserve">Yes</w:t>
-            </w:r>
-          </w:p>
-        </w:tc>
-        <w:tc>
-          <w:tcPr/>
-          <w:p>
-            <w:pPr>
-              <w:pStyle w:val="Compact"/>
-              <w:jc w:val="left"/>
-            </w:pPr>
-            <w:r>
-              <w:t xml:space="preserve">NA</w:t>
-            </w:r>
-          </w:p>
-        </w:tc>
-      </w:tr>
-      <w:tr>
-        <w:tc>
-          <w:tcPr/>
-          <w:p>
-            <w:pPr>
-              <w:pStyle w:val="Compact"/>
-              <w:jc w:val="left"/>
-            </w:pPr>
-            <w:r>
-              <w:t xml:space="preserve">NA</w:t>
-            </w:r>
-          </w:p>
-        </w:tc>
-        <w:tc>
-          <w:tcPr/>
-          <w:p>
-            <w:pPr>
-              <w:pStyle w:val="Compact"/>
-              <w:jc w:val="left"/>
-            </w:pPr>
-            <w:r>
-              <w:t xml:space="preserve">./data/interwrk/cran_logs/2025-02-21-r.csv.gz</w:t>
-            </w:r>
-          </w:p>
-        </w:tc>
-        <w:tc>
-          <w:tcPr/>
-          <w:p>
-            <w:pPr>
-              <w:pStyle w:val="Compact"/>
-              <w:jc w:val="left"/>
-            </w:pPr>
-            <w:r>
-              <w:t xml:space="preserve">Yes</w:t>
-            </w:r>
-          </w:p>
-        </w:tc>
-        <w:tc>
-          <w:tcPr/>
-          <w:p>
-            <w:pPr>
-              <w:pStyle w:val="Compact"/>
-              <w:jc w:val="left"/>
-            </w:pPr>
-            <w:r>
-              <w:t xml:space="preserve">NA</w:t>
-            </w:r>
-          </w:p>
-        </w:tc>
-      </w:tr>
-      <w:tr>
-        <w:tc>
-          <w:tcPr/>
-          <w:p>
-            <w:pPr>
-              <w:pStyle w:val="Compact"/>
-              <w:jc w:val="left"/>
-            </w:pPr>
-            <w:r>
-              <w:t xml:space="preserve">NA</w:t>
-            </w:r>
-          </w:p>
-        </w:tc>
-        <w:tc>
-          <w:tcPr/>
-          <w:p>
-            <w:pPr>
-              <w:pStyle w:val="Compact"/>
-              <w:jc w:val="left"/>
-            </w:pPr>
-            <w:r>
-              <w:t xml:space="preserve">./data/interwrk/cran_logs/2025-02-22-r.csv.gz</w:t>
-            </w:r>
-          </w:p>
-        </w:tc>
-        <w:tc>
-          <w:tcPr/>
-          <w:p>
-            <w:pPr>
-              <w:pStyle w:val="Compact"/>
-              <w:jc w:val="left"/>
-            </w:pPr>
-            <w:r>
-              <w:t xml:space="preserve">Yes</w:t>
-            </w:r>
-          </w:p>
-        </w:tc>
-        <w:tc>
-          <w:tcPr/>
-          <w:p>
-            <w:pPr>
-              <w:pStyle w:val="Compact"/>
-              <w:jc w:val="left"/>
-            </w:pPr>
-            <w:r>
-              <w:t xml:space="preserve">NA</w:t>
-            </w:r>
-          </w:p>
-        </w:tc>
-      </w:tr>
-      <w:tr>
-        <w:tc>
-          <w:tcPr/>
-          <w:p>
-            <w:pPr>
-              <w:pStyle w:val="Compact"/>
-              <w:jc w:val="left"/>
-            </w:pPr>
-            <w:r>
-              <w:t xml:space="preserve">NA</w:t>
-            </w:r>
-          </w:p>
-        </w:tc>
-        <w:tc>
-          <w:tcPr/>
-          <w:p>
-            <w:pPr>
-              <w:pStyle w:val="Compact"/>
-              <w:jc w:val="left"/>
-            </w:pPr>
-            <w:r>
-              <w:t xml:space="preserve">./data/interwrk/cran_logs/2025-02-23-r.csv.gz</w:t>
-            </w:r>
-          </w:p>
-        </w:tc>
-        <w:tc>
-          <w:tcPr/>
-          <w:p>
-            <w:pPr>
-              <w:pStyle w:val="Compact"/>
-              <w:jc w:val="left"/>
-            </w:pPr>
-            <w:r>
-              <w:t xml:space="preserve">Yes</w:t>
-            </w:r>
-          </w:p>
-        </w:tc>
-        <w:tc>
-          <w:tcPr/>
-          <w:p>
-            <w:pPr>
-              <w:pStyle w:val="Compact"/>
-              <w:jc w:val="left"/>
-            </w:pPr>
-            <w:r>
-              <w:t xml:space="preserve">NA</w:t>
-            </w:r>
-          </w:p>
-        </w:tc>
-      </w:tr>
-      <w:tr>
-        <w:tc>
-          <w:tcPr/>
-          <w:p>
-            <w:pPr>
-              <w:pStyle w:val="Compact"/>
-              <w:jc w:val="left"/>
-            </w:pPr>
-            <w:r>
-              <w:t xml:space="preserve">NA</w:t>
-            </w:r>
-          </w:p>
-        </w:tc>
-        <w:tc>
-          <w:tcPr/>
-          <w:p>
-            <w:pPr>
-              <w:pStyle w:val="Compact"/>
-              <w:jc w:val="left"/>
-            </w:pPr>
-            <w:r>
-              <w:t xml:space="preserve">./data/interwrk/cran_logs/2025-02-24-r.csv.gz</w:t>
-            </w:r>
-          </w:p>
-        </w:tc>
-        <w:tc>
-          <w:tcPr/>
-          <w:p>
-            <w:pPr>
-              <w:pStyle w:val="Compact"/>
-              <w:jc w:val="left"/>
-            </w:pPr>
-            <w:r>
-              <w:t xml:space="preserve">Yes</w:t>
-            </w:r>
-          </w:p>
-        </w:tc>
-        <w:tc>
-          <w:tcPr/>
-          <w:p>
-            <w:pPr>
-              <w:pStyle w:val="Compact"/>
-              <w:jc w:val="left"/>
-            </w:pPr>
-            <w:r>
-              <w:t xml:space="preserve">NA</w:t>
-            </w:r>
-          </w:p>
-        </w:tc>
-      </w:tr>
-      <w:tr>
-        <w:tc>
-          <w:tcPr/>
-          <w:p>
-            <w:pPr>
-              <w:pStyle w:val="Compact"/>
-              <w:jc w:val="left"/>
-            </w:pPr>
-            <w:r>
-              <w:t xml:space="preserve">NA</w:t>
-            </w:r>
-          </w:p>
-        </w:tc>
-        <w:tc>
-          <w:tcPr/>
-          <w:p>
-            <w:pPr>
-              <w:pStyle w:val="Compact"/>
-              <w:jc w:val="left"/>
-            </w:pPr>
-            <w:r>
-              <w:t xml:space="preserve">./data/interwrk/cran_logs/2025-02-25-r.csv.gz</w:t>
-            </w:r>
-          </w:p>
-        </w:tc>
-        <w:tc>
-          <w:tcPr/>
-          <w:p>
-            <w:pPr>
-              <w:pStyle w:val="Compact"/>
-              <w:jc w:val="left"/>
-            </w:pPr>
-            <w:r>
-              <w:t xml:space="preserve">Yes</w:t>
-            </w:r>
-          </w:p>
-        </w:tc>
-        <w:tc>
-          <w:tcPr/>
-          <w:p>
-            <w:pPr>
-              <w:pStyle w:val="Compact"/>
-              <w:jc w:val="left"/>
-            </w:pPr>
-            <w:r>
-              <w:t xml:space="preserve">NA</w:t>
-            </w:r>
-          </w:p>
-        </w:tc>
-      </w:tr>
-      <w:tr>
-        <w:tc>
-          <w:tcPr/>
-          <w:p>
-            <w:pPr>
-              <w:pStyle w:val="Compact"/>
-              <w:jc w:val="left"/>
-            </w:pPr>
-            <w:r>
-              <w:t xml:space="preserve">NA</w:t>
-            </w:r>
-          </w:p>
-        </w:tc>
-        <w:tc>
-          <w:tcPr/>
-          <w:p>
-            <w:pPr>
-              <w:pStyle w:val="Compact"/>
-              <w:jc w:val="left"/>
-            </w:pPr>
-            <w:r>
-              <w:t xml:space="preserve">./data/interwrk/cran_logs/2025-02-26-r.csv.gz</w:t>
-            </w:r>
-          </w:p>
-        </w:tc>
-        <w:tc>
-          <w:tcPr/>
-          <w:p>
-            <w:pPr>
-              <w:pStyle w:val="Compact"/>
-              <w:jc w:val="left"/>
-            </w:pPr>
-            <w:r>
-              <w:t xml:space="preserve">Yes</w:t>
-            </w:r>
-          </w:p>
-        </w:tc>
-        <w:tc>
-          <w:tcPr/>
-          <w:p>
-            <w:pPr>
-              <w:pStyle w:val="Compact"/>
-              <w:jc w:val="left"/>
-            </w:pPr>
-            <w:r>
-              <w:t xml:space="preserve">NA</w:t>
-            </w:r>
-          </w:p>
-        </w:tc>
-      </w:tr>
-      <w:tr>
-        <w:tc>
-          <w:tcPr/>
-          <w:p>
-            <w:pPr>
-              <w:pStyle w:val="Compact"/>
-              <w:jc w:val="left"/>
-            </w:pPr>
-            <w:r>
-              <w:t xml:space="preserve">NA</w:t>
-            </w:r>
-          </w:p>
-        </w:tc>
-        <w:tc>
-          <w:tcPr/>
-          <w:p>
-            <w:pPr>
-              <w:pStyle w:val="Compact"/>
-              <w:jc w:val="left"/>
-            </w:pPr>
-            <w:r>
-              <w:t xml:space="preserve">./data/interwrk/cran_logs/2025-02-27-r.csv.gz</w:t>
-            </w:r>
-          </w:p>
-        </w:tc>
-        <w:tc>
-          <w:tcPr/>
-          <w:p>
-            <w:pPr>
-              <w:pStyle w:val="Compact"/>
-              <w:jc w:val="left"/>
-            </w:pPr>
-            <w:r>
-              <w:t xml:space="preserve">Yes</w:t>
-            </w:r>
-          </w:p>
-        </w:tc>
-        <w:tc>
-          <w:tcPr/>
-          <w:p>
-            <w:pPr>
-              <w:pStyle w:val="Compact"/>
-              <w:jc w:val="left"/>
-            </w:pPr>
-            <w:r>
-              <w:t xml:space="preserve">NA</w:t>
-            </w:r>
-          </w:p>
-        </w:tc>
-      </w:tr>
-      <w:tr>
-        <w:tc>
-          <w:tcPr/>
-          <w:p>
-            <w:pPr>
-              <w:pStyle w:val="Compact"/>
-              <w:jc w:val="left"/>
-            </w:pPr>
-            <w:r>
-              <w:t xml:space="preserve">NA</w:t>
-            </w:r>
-          </w:p>
-        </w:tc>
-        <w:tc>
-          <w:tcPr/>
-          <w:p>
-            <w:pPr>
-              <w:pStyle w:val="Compact"/>
-              <w:jc w:val="left"/>
-            </w:pPr>
-            <w:r>
-              <w:t xml:space="preserve">./data/interwrk/cran_logs/2025-02-28-r.csv.gz</w:t>
-            </w:r>
-          </w:p>
-        </w:tc>
-        <w:tc>
-          <w:tcPr/>
-          <w:p>
-            <w:pPr>
-              <w:pStyle w:val="Compact"/>
-              <w:jc w:val="left"/>
-            </w:pPr>
-            <w:r>
-              <w:t xml:space="preserve">Yes</w:t>
-            </w:r>
-          </w:p>
-        </w:tc>
-        <w:tc>
-          <w:tcPr/>
-          <w:p>
-            <w:pPr>
-              <w:pStyle w:val="Compact"/>
-              <w:jc w:val="left"/>
-            </w:pPr>
-            <w:r>
-              <w:t xml:space="preserve">NA</w:t>
-            </w:r>
-          </w:p>
-        </w:tc>
-      </w:tr>
-      <w:tr>
-        <w:tc>
-          <w:tcPr/>
-          <w:p>
-            <w:pPr>
-              <w:pStyle w:val="Compact"/>
-              <w:jc w:val="left"/>
-            </w:pPr>
-            <w:r>
-              <w:t xml:space="preserve">NA</w:t>
-            </w:r>
-          </w:p>
-        </w:tc>
-        <w:tc>
-          <w:tcPr/>
-          <w:p>
-            <w:pPr>
-              <w:pStyle w:val="Compact"/>
-              <w:jc w:val="left"/>
-            </w:pPr>
-            <w:r>
-              <w:t xml:space="preserve">./data/interwrk/cran_logs/2025-03-01-r.csv.gz</w:t>
-            </w:r>
-          </w:p>
-        </w:tc>
-        <w:tc>
-          <w:tcPr/>
-          <w:p>
-            <w:pPr>
-              <w:pStyle w:val="Compact"/>
-              <w:jc w:val="left"/>
-            </w:pPr>
-            <w:r>
-              <w:t xml:space="preserve">Yes</w:t>
-            </w:r>
-          </w:p>
-        </w:tc>
-        <w:tc>
-          <w:tcPr/>
-          <w:p>
-            <w:pPr>
-              <w:pStyle w:val="Compact"/>
-              <w:jc w:val="left"/>
-            </w:pPr>
-            <w:r>
-              <w:t xml:space="preserve">NA</w:t>
-            </w:r>
-          </w:p>
-        </w:tc>
-      </w:tr>
-      <w:tr>
-        <w:tc>
-          <w:tcPr/>
-          <w:p>
-            <w:pPr>
-              <w:pStyle w:val="Compact"/>
-              <w:jc w:val="left"/>
-            </w:pPr>
-            <w:r>
-              <w:t xml:space="preserve">NA</w:t>
-            </w:r>
-          </w:p>
-        </w:tc>
-        <w:tc>
-          <w:tcPr/>
-          <w:p>
-            <w:pPr>
-              <w:pStyle w:val="Compact"/>
-              <w:jc w:val="left"/>
-            </w:pPr>
-            <w:r>
-              <w:t xml:space="preserve">./data/interwrk/cran_logs/downloaded_files_select.rds</w:t>
-            </w:r>
-          </w:p>
-        </w:tc>
-        <w:tc>
-          <w:tcPr/>
-          <w:p>
-            <w:pPr>
-              <w:pStyle w:val="Compact"/>
-              <w:jc w:val="left"/>
-            </w:pPr>
-            <w:r>
-              <w:t xml:space="preserve">Yes</w:t>
-            </w:r>
-          </w:p>
-        </w:tc>
-        <w:tc>
-          <w:tcPr/>
-          <w:p>
-            <w:pPr>
-              <w:pStyle w:val="Compact"/>
-              <w:jc w:val="left"/>
-            </w:pPr>
-            <w:r>
-              <w:t xml:space="preserve">NA</w:t>
-            </w:r>
-          </w:p>
-        </w:tc>
-      </w:tr>
-      <w:tr>
-        <w:tc>
-          <w:tcPr/>
-          <w:p>
-            <w:pPr>
-              <w:pStyle w:val="Compact"/>
-              <w:jc w:val="left"/>
-            </w:pPr>
-            <w:r>
-              <w:t xml:space="preserve">NA</w:t>
-            </w:r>
-          </w:p>
-        </w:tc>
-        <w:tc>
-          <w:tcPr/>
-          <w:p>
-            <w:pPr>
-              <w:pStyle w:val="Compact"/>
-              <w:jc w:val="left"/>
-            </w:pPr>
-            <w:r>
-              <w:t xml:space="preserve">./data/interwrk/geolocations.rds</w:t>
-            </w:r>
-          </w:p>
-        </w:tc>
-        <w:tc>
-          <w:tcPr/>
-          <w:p>
-            <w:pPr>
-              <w:pStyle w:val="Compact"/>
-              <w:jc w:val="left"/>
-            </w:pPr>
-            <w:r>
-              <w:t xml:space="preserve">Yes</w:t>
-            </w:r>
-          </w:p>
-        </w:tc>
-        <w:tc>
-          <w:tcPr/>
-          <w:p>
-            <w:pPr>
-              <w:pStyle w:val="Compact"/>
-              <w:jc w:val="left"/>
-            </w:pPr>
-            <w:r>
-              <w:t xml:space="preserve">NA</w:t>
-            </w:r>
-          </w:p>
-        </w:tc>
-      </w:tr>
-      <w:tr>
-        <w:tc>
-          <w:tcPr/>
-          <w:p>
-            <w:pPr>
-              <w:pStyle w:val="Compact"/>
-              <w:jc w:val="left"/>
-            </w:pPr>
-            <w:r>
-              <w:t xml:space="preserve">NA</w:t>
-            </w:r>
-          </w:p>
-        </w:tc>
-        <w:tc>
-          <w:tcPr/>
-          <w:p>
-            <w:pPr>
-              <w:pStyle w:val="Compact"/>
-              <w:jc w:val="left"/>
-            </w:pPr>
-            <w:r>
-              <w:t xml:space="preserve">./data/interwrk/r_downloads_by_country_select_nochina.csv</w:t>
-            </w:r>
-          </w:p>
-        </w:tc>
-        <w:tc>
-          <w:tcPr/>
-          <w:p>
-            <w:pPr>
-              <w:pStyle w:val="Compact"/>
-              <w:jc w:val="left"/>
-            </w:pPr>
-            <w:r>
-              <w:t xml:space="preserve">Yes</w:t>
-            </w:r>
-          </w:p>
-        </w:tc>
-        <w:tc>
-          <w:tcPr/>
-          <w:p>
-            <w:pPr>
-              <w:pStyle w:val="Compact"/>
-              <w:jc w:val="left"/>
-            </w:pPr>
-            <w:r>
-              <w:t xml:space="preserve">NA</w:t>
-            </w:r>
-          </w:p>
-        </w:tc>
-      </w:tr>
-      <w:tr>
-        <w:tc>
-          <w:tcPr/>
-          <w:p>
-            <w:pPr>
-              <w:pStyle w:val="Compact"/>
-              <w:jc w:val="left"/>
-            </w:pPr>
-            <w:r>
-              <w:t xml:space="preserve">NA</w:t>
-            </w:r>
-          </w:p>
-        </w:tc>
-        <w:tc>
-          <w:tcPr/>
-          <w:p>
-            <w:pPr>
-              <w:pStyle w:val="Compact"/>
-              <w:jc w:val="left"/>
-            </w:pPr>
-            <w:r>
-              <w:t xml:space="preserve">./data/interwrk/r_downloads_by_country_select_nochina.rds</w:t>
-            </w:r>
-          </w:p>
-        </w:tc>
-        <w:tc>
-          <w:tcPr/>
-          <w:p>
-            <w:pPr>
-              <w:pStyle w:val="Compact"/>
-              <w:jc w:val="left"/>
-            </w:pPr>
-            <w:r>
-              <w:t xml:space="preserve">Yes</w:t>
-            </w:r>
-          </w:p>
-        </w:tc>
-        <w:tc>
-          <w:tcPr/>
-          <w:p>
-            <w:pPr>
-              <w:pStyle w:val="Compact"/>
-              <w:jc w:val="left"/>
-            </w:pPr>
-            <w:r>
-              <w:t xml:space="preserve">NA</w:t>
-            </w:r>
-          </w:p>
-        </w:tc>
-      </w:tr>
-      <w:tr>
-        <w:tc>
-          <w:tcPr/>
-          <w:p>
-            <w:pPr>
-              <w:pStyle w:val="Compact"/>
-              <w:jc w:val="left"/>
-            </w:pPr>
-            <w:r>
-              <w:t xml:space="preserve">NA</w:t>
-            </w:r>
-          </w:p>
-        </w:tc>
-        <w:tc>
-          <w:tcPr/>
-          <w:p>
-            <w:pPr>
-              <w:pStyle w:val="Compact"/>
-              <w:jc w:val="left"/>
-            </w:pPr>
-            <w:r>
-              <w:t xml:space="preserve">./data/interwrk/r_downloads_by_country_select.csv</w:t>
-            </w:r>
-          </w:p>
-        </w:tc>
-        <w:tc>
-          <w:tcPr/>
-          <w:p>
-            <w:pPr>
-              <w:pStyle w:val="Compact"/>
-              <w:jc w:val="left"/>
-            </w:pPr>
-            <w:r>
-              <w:t xml:space="preserve">Yes</w:t>
-            </w:r>
-          </w:p>
-        </w:tc>
-        <w:tc>
-          <w:tcPr/>
-          <w:p>
-            <w:pPr>
-              <w:pStyle w:val="Compact"/>
-              <w:jc w:val="left"/>
-            </w:pPr>
-            <w:r>
-              <w:t xml:space="preserve">NA</w:t>
-            </w:r>
-          </w:p>
-        </w:tc>
-      </w:tr>
-      <w:tr>
-        <w:tc>
-          <w:tcPr/>
-          <w:p>
-            <w:pPr>
-              <w:pStyle w:val="Compact"/>
-              <w:jc w:val="left"/>
-            </w:pPr>
-            <w:r>
-              <w:t xml:space="preserve">NA</w:t>
-            </w:r>
-          </w:p>
-        </w:tc>
-        <w:tc>
-          <w:tcPr/>
-          <w:p>
-            <w:pPr>
-              <w:pStyle w:val="Compact"/>
-              <w:jc w:val="left"/>
-            </w:pPr>
-            <w:r>
-              <w:t xml:space="preserve">./data/interwrk/r_downloads_by_country_select.rds</w:t>
-            </w:r>
-          </w:p>
-        </w:tc>
-        <w:tc>
-          <w:tcPr/>
-          <w:p>
-            <w:pPr>
-              <w:pStyle w:val="Compact"/>
-              <w:jc w:val="left"/>
-            </w:pPr>
-            <w:r>
-              <w:t xml:space="preserve">Yes</w:t>
-            </w:r>
-          </w:p>
-        </w:tc>
-        <w:tc>
-          <w:tcPr/>
-          <w:p>
-            <w:pPr>
-              <w:pStyle w:val="Compact"/>
-              <w:jc w:val="left"/>
-            </w:pPr>
-            <w:r>
-              <w:t xml:space="preserve">NA</w:t>
-            </w:r>
-          </w:p>
-        </w:tc>
-      </w:tr>
-      <w:tr>
-        <w:tc>
-          <w:tcPr/>
-          <w:p>
-            <w:pPr>
-              <w:pStyle w:val="Compact"/>
-              <w:jc w:val="left"/>
-            </w:pPr>
-            <w:r>
-              <w:t xml:space="preserve">NA</w:t>
-            </w:r>
-          </w:p>
-        </w:tc>
-        <w:tc>
-          <w:tcPr/>
-          <w:p>
-            <w:pPr>
-              <w:pStyle w:val="Compact"/>
-              <w:jc w:val="left"/>
-            </w:pPr>
-            <w:r>
-              <w:t xml:space="preserve">./data/interwrk/r_downloads_by_global_select_nochina.csv</w:t>
-            </w:r>
-          </w:p>
-        </w:tc>
-        <w:tc>
-          <w:tcPr/>
-          <w:p>
-            <w:pPr>
-              <w:pStyle w:val="Compact"/>
-              <w:jc w:val="left"/>
-            </w:pPr>
-            <w:r>
-              <w:t xml:space="preserve">Yes</w:t>
-            </w:r>
-          </w:p>
-        </w:tc>
-        <w:tc>
-          <w:tcPr/>
-          <w:p>
-            <w:pPr>
-              <w:pStyle w:val="Compact"/>
-              <w:jc w:val="left"/>
-            </w:pPr>
-            <w:r>
-              <w:t xml:space="preserve">NA</w:t>
-            </w:r>
-          </w:p>
-        </w:tc>
-      </w:tr>
-      <w:tr>
-        <w:tc>
-          <w:tcPr/>
-          <w:p>
-            <w:pPr>
-              <w:pStyle w:val="Compact"/>
-              <w:jc w:val="left"/>
-            </w:pPr>
-            <w:r>
-              <w:t xml:space="preserve">NA</w:t>
-            </w:r>
-          </w:p>
-        </w:tc>
-        <w:tc>
-          <w:tcPr/>
-          <w:p>
-            <w:pPr>
-              <w:pStyle w:val="Compact"/>
-              <w:jc w:val="left"/>
-            </w:pPr>
-            <w:r>
-              <w:t xml:space="preserve">./data/interwrk/r_downloads_by_global_select_nochina.rds</w:t>
-            </w:r>
-          </w:p>
-        </w:tc>
-        <w:tc>
-          <w:tcPr/>
-          <w:p>
-            <w:pPr>
-              <w:pStyle w:val="Compact"/>
-              <w:jc w:val="left"/>
-            </w:pPr>
-            <w:r>
-              <w:t xml:space="preserve">Yes</w:t>
-            </w:r>
-          </w:p>
-        </w:tc>
-        <w:tc>
-          <w:tcPr/>
-          <w:p>
-            <w:pPr>
-              <w:pStyle w:val="Compact"/>
-              <w:jc w:val="left"/>
-            </w:pPr>
-            <w:r>
-              <w:t xml:space="preserve">NA</w:t>
-            </w:r>
-          </w:p>
-        </w:tc>
-      </w:tr>
-      <w:tr>
-        <w:tc>
-          <w:tcPr/>
-          <w:p>
-            <w:pPr>
-              <w:pStyle w:val="Compact"/>
-              <w:jc w:val="left"/>
-            </w:pPr>
-            <w:r>
-              <w:t xml:space="preserve">NA</w:t>
-            </w:r>
-          </w:p>
-        </w:tc>
-        <w:tc>
-          <w:tcPr/>
-          <w:p>
-            <w:pPr>
-              <w:pStyle w:val="Compact"/>
-              <w:jc w:val="left"/>
-            </w:pPr>
-            <w:r>
-              <w:t xml:space="preserve">./data/interwrk/r_downloads_by_global_select.csv</w:t>
-            </w:r>
-          </w:p>
-        </w:tc>
-        <w:tc>
-          <w:tcPr/>
-          <w:p>
-            <w:pPr>
-              <w:pStyle w:val="Compact"/>
-              <w:jc w:val="left"/>
-            </w:pPr>
-            <w:r>
-              <w:t xml:space="preserve">Yes</w:t>
-            </w:r>
-          </w:p>
-        </w:tc>
-        <w:tc>
-          <w:tcPr/>
-          <w:p>
-            <w:pPr>
-              <w:pStyle w:val="Compact"/>
-              <w:jc w:val="left"/>
-            </w:pPr>
-            <w:r>
-              <w:t xml:space="preserve">NA</w:t>
-            </w:r>
-          </w:p>
-        </w:tc>
-      </w:tr>
-      <w:tr>
-        <w:tc>
-          <w:tcPr/>
-          <w:p>
-            <w:pPr>
-              <w:pStyle w:val="Compact"/>
-              <w:jc w:val="left"/>
-            </w:pPr>
-            <w:r>
-              <w:t xml:space="preserve">NA</w:t>
-            </w:r>
-          </w:p>
-        </w:tc>
-        <w:tc>
-          <w:tcPr/>
-          <w:p>
-            <w:pPr>
-              <w:pStyle w:val="Compact"/>
-              <w:jc w:val="left"/>
-            </w:pPr>
-            <w:r>
-              <w:t xml:space="preserve">./data/interwrk/r_downloads_by_global_select.rds</w:t>
-            </w:r>
-          </w:p>
-        </w:tc>
-        <w:tc>
-          <w:tcPr/>
-          <w:p>
-            <w:pPr>
-              <w:pStyle w:val="Compact"/>
-              <w:jc w:val="left"/>
-            </w:pPr>
-            <w:r>
-              <w:t xml:space="preserve">Yes</w:t>
-            </w:r>
-          </w:p>
-        </w:tc>
-        <w:tc>
-          <w:tcPr/>
-          <w:p>
-            <w:pPr>
-              <w:pStyle w:val="Compact"/>
-              <w:jc w:val="left"/>
-            </w:pPr>
-            <w:r>
-              <w:t xml:space="preserve">NA</w:t>
-            </w:r>
-          </w:p>
-        </w:tc>
-      </w:tr>
-      <w:tr>
-        <w:tc>
-          <w:tcPr/>
-          <w:p>
-            <w:pPr>
-              <w:pStyle w:val="Compact"/>
-              <w:jc w:val="left"/>
-            </w:pPr>
-            <w:r>
-              <w:t xml:space="preserve">NA</w:t>
-            </w:r>
-          </w:p>
-        </w:tc>
-        <w:tc>
-          <w:tcPr/>
-          <w:p>
-            <w:pPr>
-              <w:pStyle w:val="Compact"/>
-              <w:jc w:val="left"/>
-            </w:pPr>
-            <w:r>
-              <w:t xml:space="preserve">./data/interwrk/r_downloads_by_region_select_nochina.csv</w:t>
-            </w:r>
-          </w:p>
-        </w:tc>
-        <w:tc>
-          <w:tcPr/>
-          <w:p>
-            <w:pPr>
-              <w:pStyle w:val="Compact"/>
-              <w:jc w:val="left"/>
-            </w:pPr>
-            <w:r>
-              <w:t xml:space="preserve">Yes</w:t>
-            </w:r>
-          </w:p>
-        </w:tc>
-        <w:tc>
-          <w:tcPr/>
-          <w:p>
-            <w:pPr>
-              <w:pStyle w:val="Compact"/>
-              <w:jc w:val="left"/>
-            </w:pPr>
-            <w:r>
-              <w:t xml:space="preserve">NA</w:t>
-            </w:r>
-          </w:p>
-        </w:tc>
-      </w:tr>
-      <w:tr>
-        <w:tc>
-          <w:tcPr/>
-          <w:p>
-            <w:pPr>
-              <w:pStyle w:val="Compact"/>
-              <w:jc w:val="left"/>
-            </w:pPr>
-            <w:r>
-              <w:t xml:space="preserve">NA</w:t>
-            </w:r>
-          </w:p>
-        </w:tc>
-        <w:tc>
-          <w:tcPr/>
-          <w:p>
-            <w:pPr>
-              <w:pStyle w:val="Compact"/>
-              <w:jc w:val="left"/>
-            </w:pPr>
-            <w:r>
-              <w:t xml:space="preserve">./data/interwrk/r_downloads_by_region_select_nochina.rds</w:t>
-            </w:r>
-          </w:p>
-        </w:tc>
-        <w:tc>
-          <w:tcPr/>
-          <w:p>
-            <w:pPr>
-              <w:pStyle w:val="Compact"/>
-              <w:jc w:val="left"/>
-            </w:pPr>
-            <w:r>
-              <w:t xml:space="preserve">Yes</w:t>
-            </w:r>
-          </w:p>
-        </w:tc>
-        <w:tc>
-          <w:tcPr/>
-          <w:p>
-            <w:pPr>
-              <w:pStyle w:val="Compact"/>
-              <w:jc w:val="left"/>
-            </w:pPr>
-            <w:r>
-              <w:t xml:space="preserve">NA</w:t>
-            </w:r>
-          </w:p>
-        </w:tc>
-      </w:tr>
-      <w:tr>
-        <w:tc>
-          <w:tcPr/>
-          <w:p>
-            <w:pPr>
-              <w:pStyle w:val="Compact"/>
-              <w:jc w:val="left"/>
-            </w:pPr>
-            <w:r>
-              <w:t xml:space="preserve">NA</w:t>
-            </w:r>
-          </w:p>
-        </w:tc>
-        <w:tc>
-          <w:tcPr/>
-          <w:p>
-            <w:pPr>
-              <w:pStyle w:val="Compact"/>
-              <w:jc w:val="left"/>
-            </w:pPr>
-            <w:r>
-              <w:t xml:space="preserve">./data/interwrk/r_downloads_by_region_select.csv</w:t>
-            </w:r>
-          </w:p>
-        </w:tc>
-        <w:tc>
-          <w:tcPr/>
-          <w:p>
-            <w:pPr>
-              <w:pStyle w:val="Compact"/>
-              <w:jc w:val="left"/>
-            </w:pPr>
-            <w:r>
-              <w:t xml:space="preserve">Yes</w:t>
-            </w:r>
-          </w:p>
-        </w:tc>
-        <w:tc>
-          <w:tcPr/>
-          <w:p>
-            <w:pPr>
-              <w:pStyle w:val="Compact"/>
-              <w:jc w:val="left"/>
-            </w:pPr>
-            <w:r>
-              <w:t xml:space="preserve">NA</w:t>
-            </w:r>
-          </w:p>
-        </w:tc>
-      </w:tr>
-      <w:tr>
-        <w:tc>
-          <w:tcPr/>
-          <w:p>
-            <w:pPr>
-              <w:pStyle w:val="Compact"/>
-              <w:jc w:val="left"/>
-            </w:pPr>
-            <w:r>
-              <w:t xml:space="preserve">NA</w:t>
-            </w:r>
-          </w:p>
-        </w:tc>
-        <w:tc>
-          <w:tcPr/>
-          <w:p>
-            <w:pPr>
-              <w:pStyle w:val="Compact"/>
-              <w:jc w:val="left"/>
-            </w:pPr>
-            <w:r>
-              <w:t xml:space="preserve">./data/interwrk/r_downloads_by_region_select.rds</w:t>
-            </w:r>
-          </w:p>
-        </w:tc>
-        <w:tc>
-          <w:tcPr/>
-          <w:p>
-            <w:pPr>
-              <w:pStyle w:val="Compact"/>
-              <w:jc w:val="left"/>
-            </w:pPr>
-            <w:r>
-              <w:t xml:space="preserve">Yes</w:t>
-            </w:r>
-          </w:p>
-        </w:tc>
-        <w:tc>
-          <w:tcPr/>
-          <w:p>
-            <w:pPr>
-              <w:pStyle w:val="Compact"/>
-              <w:jc w:val="left"/>
-            </w:pPr>
-            <w:r>
-              <w:t xml:space="preserve">NA</w:t>
-            </w:r>
-          </w:p>
-        </w:tc>
-      </w:tr>
-      <w:tr>
-        <w:tc>
-          <w:tcPr/>
-          <w:p>
-            <w:pPr>
-              <w:pStyle w:val="Compact"/>
-              <w:jc w:val="left"/>
-            </w:pPr>
-            <w:r>
-              <w:t xml:space="preserve">NA</w:t>
-            </w:r>
-          </w:p>
-        </w:tc>
-        <w:tc>
-          <w:tcPr/>
-          <w:p>
-            <w:pPr>
-              <w:pStyle w:val="Compact"/>
-              <w:jc w:val="left"/>
-            </w:pPr>
-            <w:r>
-              <w:t xml:space="preserve">./data/interwrk/r_downloads_select_combined.csv</w:t>
-            </w:r>
-          </w:p>
-        </w:tc>
-        <w:tc>
-          <w:tcPr/>
-          <w:p>
-            <w:pPr>
-              <w:pStyle w:val="Compact"/>
-              <w:jc w:val="left"/>
-            </w:pPr>
-            <w:r>
-              <w:t xml:space="preserve">Yes</w:t>
-            </w:r>
-          </w:p>
-        </w:tc>
-        <w:tc>
-          <w:tcPr/>
-          <w:p>
-            <w:pPr>
-              <w:pStyle w:val="Compact"/>
-              <w:jc w:val="left"/>
-            </w:pPr>
-            <w:r>
-              <w:t xml:space="preserve">NA</w:t>
-            </w:r>
-          </w:p>
-        </w:tc>
-      </w:tr>
-      <w:tr>
-        <w:tc>
-          <w:tcPr/>
-          <w:p>
-            <w:pPr>
-              <w:pStyle w:val="Compact"/>
-              <w:jc w:val="left"/>
-            </w:pPr>
-            <w:r>
-              <w:t xml:space="preserve">NA</w:t>
-            </w:r>
-          </w:p>
-        </w:tc>
-        <w:tc>
-          <w:tcPr/>
-          <w:p>
-            <w:pPr>
-              <w:pStyle w:val="Compact"/>
-              <w:jc w:val="left"/>
-            </w:pPr>
-            <w:r>
-              <w:t xml:space="preserve">./data/interwrk/r_downloads_select_combined.rds</w:t>
-            </w:r>
-          </w:p>
-        </w:tc>
-        <w:tc>
-          <w:tcPr/>
-          <w:p>
-            <w:pPr>
-              <w:pStyle w:val="Compact"/>
-              <w:jc w:val="left"/>
-            </w:pPr>
-            <w:r>
-              <w:t xml:space="preserve">Yes</w:t>
-            </w:r>
-          </w:p>
-        </w:tc>
-        <w:tc>
-          <w:tcPr/>
-          <w:p>
-            <w:pPr>
-              <w:pStyle w:val="Compact"/>
-              <w:jc w:val="left"/>
-            </w:pPr>
-            <w:r>
-              <w:t xml:space="preserve">NA</w:t>
-            </w:r>
-          </w:p>
-        </w:tc>
-      </w:tr>
-      <w:tr>
-        <w:tc>
-          <w:tcPr/>
-          <w:p>
-            <w:pPr>
-              <w:pStyle w:val="Compact"/>
-              <w:jc w:val="left"/>
-            </w:pPr>
-            <w:r>
-              <w:t xml:space="preserve">NA</w:t>
-            </w:r>
-          </w:p>
-        </w:tc>
-        <w:tc>
-          <w:tcPr/>
-          <w:p>
-            <w:pPr>
-              <w:pStyle w:val="Compact"/>
-              <w:jc w:val="left"/>
-            </w:pPr>
-            <w:r>
-              <w:t xml:space="preserve">./data/interwrk/ssclogs.parquet</w:t>
-            </w:r>
-          </w:p>
-        </w:tc>
-        <w:tc>
-          <w:tcPr/>
-          <w:p>
-            <w:pPr>
-              <w:pStyle w:val="Compact"/>
-              <w:jc w:val="left"/>
-            </w:pPr>
-            <w:r>
-              <w:t xml:space="preserve">Yes</w:t>
-            </w:r>
-          </w:p>
-        </w:tc>
-        <w:tc>
-          <w:tcPr/>
-          <w:p>
-            <w:pPr>
-              <w:pStyle w:val="Compact"/>
-              <w:jc w:val="left"/>
-            </w:pPr>
-            <w:r>
-              <w:t xml:space="preserve">NA</w:t>
-            </w:r>
-          </w:p>
-        </w:tc>
-      </w:tr>
-      <w:tr>
-        <w:tc>
-          <w:tcPr/>
-          <w:p>
-            <w:pPr>
-              <w:pStyle w:val="Compact"/>
-              <w:jc w:val="left"/>
-            </w:pPr>
-            <w:r>
-              <w:t xml:space="preserve">NA</w:t>
-            </w:r>
-          </w:p>
-        </w:tc>
-        <w:tc>
-          <w:tcPr/>
-          <w:p>
-            <w:pPr>
-              <w:pStyle w:val="Compact"/>
-              <w:jc w:val="left"/>
-            </w:pPr>
-            <w:r>
-              <w:t xml:space="preserve">./data/interwrk/ssclogs.rds</w:t>
-            </w:r>
-          </w:p>
-        </w:tc>
-        <w:tc>
-          <w:tcPr/>
-          <w:p>
-            <w:pPr>
-              <w:pStyle w:val="Compact"/>
-              <w:jc w:val="left"/>
-            </w:pPr>
-            <w:r>
-              <w:t xml:space="preserve">Yes</w:t>
-            </w:r>
-          </w:p>
-        </w:tc>
-        <w:tc>
-          <w:tcPr/>
-          <w:p>
-            <w:pPr>
-              <w:pStyle w:val="Compact"/>
-              <w:jc w:val="left"/>
-            </w:pPr>
-            <w:r>
-              <w:t xml:space="preserve">NA</w:t>
-            </w:r>
-          </w:p>
-        </w:tc>
-      </w:tr>
-      <w:tr>
-        <w:tc>
-          <w:tcPr/>
-          <w:p>
-            <w:pPr>
-              <w:pStyle w:val="Compact"/>
-              <w:jc w:val="left"/>
-            </w:pPr>
-            <w:r>
-              <w:t xml:space="preserve">NA</w:t>
-            </w:r>
-          </w:p>
-        </w:tc>
-        <w:tc>
-          <w:tcPr/>
-          <w:p>
-            <w:pPr>
-              <w:pStyle w:val="Compact"/>
-              <w:jc w:val="left"/>
-            </w:pPr>
-            <w:r>
-              <w:t xml:space="preserve">./data/interwrk/stata_downloads_by_country_select_nochina.csv</w:t>
-            </w:r>
-          </w:p>
-        </w:tc>
-        <w:tc>
-          <w:tcPr/>
-          <w:p>
-            <w:pPr>
-              <w:pStyle w:val="Compact"/>
-              <w:jc w:val="left"/>
-            </w:pPr>
-            <w:r>
-              <w:t xml:space="preserve">Yes</w:t>
-            </w:r>
-          </w:p>
-        </w:tc>
-        <w:tc>
-          <w:tcPr/>
-          <w:p>
-            <w:pPr>
-              <w:pStyle w:val="Compact"/>
-              <w:jc w:val="left"/>
-            </w:pPr>
-            <w:r>
-              <w:t xml:space="preserve">NA</w:t>
-            </w:r>
-          </w:p>
-        </w:tc>
-      </w:tr>
-      <w:tr>
-        <w:tc>
-          <w:tcPr/>
-          <w:p>
-            <w:pPr>
-              <w:pStyle w:val="Compact"/>
-              <w:jc w:val="left"/>
-            </w:pPr>
-            <w:r>
-              <w:t xml:space="preserve">NA</w:t>
-            </w:r>
-          </w:p>
-        </w:tc>
-        <w:tc>
-          <w:tcPr/>
-          <w:p>
-            <w:pPr>
-              <w:pStyle w:val="Compact"/>
-              <w:jc w:val="left"/>
-            </w:pPr>
-            <w:r>
-              <w:t xml:space="preserve">./data/interwrk/stata_downloads_by_country_select_nochina.rds</w:t>
-            </w:r>
-          </w:p>
-        </w:tc>
-        <w:tc>
-          <w:tcPr/>
-          <w:p>
-            <w:pPr>
-              <w:pStyle w:val="Compact"/>
-              <w:jc w:val="left"/>
-            </w:pPr>
-            <w:r>
-              <w:t xml:space="preserve">Yes</w:t>
-            </w:r>
-          </w:p>
-        </w:tc>
-        <w:tc>
-          <w:tcPr/>
-          <w:p>
-            <w:pPr>
-              <w:pStyle w:val="Compact"/>
-              <w:jc w:val="left"/>
-            </w:pPr>
-            <w:r>
-              <w:t xml:space="preserve">NA</w:t>
-            </w:r>
-          </w:p>
-        </w:tc>
-      </w:tr>
-      <w:tr>
-        <w:tc>
-          <w:tcPr/>
-          <w:p>
-            <w:pPr>
-              <w:pStyle w:val="Compact"/>
-              <w:jc w:val="left"/>
-            </w:pPr>
-            <w:r>
-              <w:t xml:space="preserve">NA</w:t>
-            </w:r>
-          </w:p>
-        </w:tc>
-        <w:tc>
-          <w:tcPr/>
-          <w:p>
-            <w:pPr>
-              <w:pStyle w:val="Compact"/>
-              <w:jc w:val="left"/>
-            </w:pPr>
-            <w:r>
-              <w:t xml:space="preserve">./data/interwrk/stata_downloads_by_country_select.csv</w:t>
-            </w:r>
-          </w:p>
-        </w:tc>
-        <w:tc>
-          <w:tcPr/>
-          <w:p>
-            <w:pPr>
-              <w:pStyle w:val="Compact"/>
-              <w:jc w:val="left"/>
-            </w:pPr>
-            <w:r>
-              <w:t xml:space="preserve">Yes</w:t>
-            </w:r>
-          </w:p>
-        </w:tc>
-        <w:tc>
-          <w:tcPr/>
-          <w:p>
-            <w:pPr>
-              <w:pStyle w:val="Compact"/>
-              <w:jc w:val="left"/>
-            </w:pPr>
-            <w:r>
-              <w:t xml:space="preserve">NA</w:t>
-            </w:r>
-          </w:p>
-        </w:tc>
-      </w:tr>
-      <w:tr>
-        <w:tc>
-          <w:tcPr/>
-          <w:p>
-            <w:pPr>
-              <w:pStyle w:val="Compact"/>
-              <w:jc w:val="left"/>
-            </w:pPr>
-            <w:r>
-              <w:t xml:space="preserve">NA</w:t>
-            </w:r>
-          </w:p>
-        </w:tc>
-        <w:tc>
-          <w:tcPr/>
-          <w:p>
-            <w:pPr>
-              <w:pStyle w:val="Compact"/>
-              <w:jc w:val="left"/>
-            </w:pPr>
-            <w:r>
-              <w:t xml:space="preserve">./data/interwrk/stata_downloads_by_country_select.rds</w:t>
-            </w:r>
-          </w:p>
-        </w:tc>
-        <w:tc>
-          <w:tcPr/>
-          <w:p>
-            <w:pPr>
-              <w:pStyle w:val="Compact"/>
-              <w:jc w:val="left"/>
-            </w:pPr>
-            <w:r>
-              <w:t xml:space="preserve">Yes</w:t>
-            </w:r>
-          </w:p>
-        </w:tc>
-        <w:tc>
-          <w:tcPr/>
-          <w:p>
-            <w:pPr>
-              <w:pStyle w:val="Compact"/>
-              <w:jc w:val="left"/>
-            </w:pPr>
-            <w:r>
-              <w:t xml:space="preserve">NA</w:t>
-            </w:r>
-          </w:p>
-        </w:tc>
-      </w:tr>
-      <w:tr>
-        <w:tc>
-          <w:tcPr/>
-          <w:p>
-            <w:pPr>
-              <w:pStyle w:val="Compact"/>
-              <w:jc w:val="left"/>
-            </w:pPr>
-            <w:r>
-              <w:t xml:space="preserve">NA</w:t>
-            </w:r>
-          </w:p>
-        </w:tc>
-        <w:tc>
-          <w:tcPr/>
-          <w:p>
-            <w:pPr>
-              <w:pStyle w:val="Compact"/>
-              <w:jc w:val="left"/>
-            </w:pPr>
-            <w:r>
-              <w:t xml:space="preserve">./data/interwrk/stata_downloads_by_global_select_nochina.csv</w:t>
-            </w:r>
-          </w:p>
-        </w:tc>
-        <w:tc>
-          <w:tcPr/>
-          <w:p>
-            <w:pPr>
-              <w:pStyle w:val="Compact"/>
-              <w:jc w:val="left"/>
-            </w:pPr>
-            <w:r>
-              <w:t xml:space="preserve">Yes</w:t>
-            </w:r>
-          </w:p>
-        </w:tc>
-        <w:tc>
-          <w:tcPr/>
-          <w:p>
-            <w:pPr>
-              <w:pStyle w:val="Compact"/>
-              <w:jc w:val="left"/>
-            </w:pPr>
-            <w:r>
-              <w:t xml:space="preserve">NA</w:t>
-            </w:r>
-          </w:p>
-        </w:tc>
-      </w:tr>
-      <w:tr>
-        <w:tc>
-          <w:tcPr/>
-          <w:p>
-            <w:pPr>
-              <w:pStyle w:val="Compact"/>
-              <w:jc w:val="left"/>
-            </w:pPr>
-            <w:r>
-              <w:t xml:space="preserve">NA</w:t>
-            </w:r>
-          </w:p>
-        </w:tc>
-        <w:tc>
-          <w:tcPr/>
-          <w:p>
-            <w:pPr>
-              <w:pStyle w:val="Compact"/>
-              <w:jc w:val="left"/>
-            </w:pPr>
-            <w:r>
-              <w:t xml:space="preserve">./data/interwrk/stata_downloads_by_global_select_nochina.rds</w:t>
-            </w:r>
-          </w:p>
-        </w:tc>
-        <w:tc>
-          <w:tcPr/>
-          <w:p>
-            <w:pPr>
-              <w:pStyle w:val="Compact"/>
-              <w:jc w:val="left"/>
-            </w:pPr>
-            <w:r>
-              <w:t xml:space="preserve">Yes</w:t>
-            </w:r>
-          </w:p>
-        </w:tc>
-        <w:tc>
-          <w:tcPr/>
-          <w:p>
-            <w:pPr>
-              <w:pStyle w:val="Compact"/>
-              <w:jc w:val="left"/>
-            </w:pPr>
-            <w:r>
-              <w:t xml:space="preserve">NA</w:t>
-            </w:r>
-          </w:p>
-        </w:tc>
-      </w:tr>
-      <w:tr>
-        <w:tc>
-          <w:tcPr/>
-          <w:p>
-            <w:pPr>
-              <w:pStyle w:val="Compact"/>
-              <w:jc w:val="left"/>
-            </w:pPr>
-            <w:r>
-              <w:t xml:space="preserve">NA</w:t>
-            </w:r>
-          </w:p>
-        </w:tc>
-        <w:tc>
-          <w:tcPr/>
-          <w:p>
-            <w:pPr>
-              <w:pStyle w:val="Compact"/>
-              <w:jc w:val="left"/>
-            </w:pPr>
-            <w:r>
-              <w:t xml:space="preserve">./data/interwrk/stata_downloads_by_global_select.csv</w:t>
-            </w:r>
-          </w:p>
-        </w:tc>
-        <w:tc>
-          <w:tcPr/>
-          <w:p>
-            <w:pPr>
-              <w:pStyle w:val="Compact"/>
-              <w:jc w:val="left"/>
-            </w:pPr>
-            <w:r>
-              <w:t xml:space="preserve">Yes</w:t>
-            </w:r>
-          </w:p>
-        </w:tc>
-        <w:tc>
-          <w:tcPr/>
-          <w:p>
-            <w:pPr>
-              <w:pStyle w:val="Compact"/>
-              <w:jc w:val="left"/>
-            </w:pPr>
-            <w:r>
-              <w:t xml:space="preserve">NA</w:t>
-            </w:r>
-          </w:p>
-        </w:tc>
-      </w:tr>
-      <w:tr>
-        <w:tc>
-          <w:tcPr/>
-          <w:p>
-            <w:pPr>
-              <w:pStyle w:val="Compact"/>
-              <w:jc w:val="left"/>
-            </w:pPr>
-            <w:r>
-              <w:t xml:space="preserve">NA</w:t>
-            </w:r>
-          </w:p>
-        </w:tc>
-        <w:tc>
-          <w:tcPr/>
-          <w:p>
-            <w:pPr>
-              <w:pStyle w:val="Compact"/>
-              <w:jc w:val="left"/>
-            </w:pPr>
-            <w:r>
-              <w:t xml:space="preserve">./data/interwrk/stata_downloads_by_global_select.rds</w:t>
-            </w:r>
-          </w:p>
-        </w:tc>
-        <w:tc>
-          <w:tcPr/>
-          <w:p>
-            <w:pPr>
-              <w:pStyle w:val="Compact"/>
-              <w:jc w:val="left"/>
-            </w:pPr>
-            <w:r>
-              <w:t xml:space="preserve">Yes</w:t>
-            </w:r>
-          </w:p>
-        </w:tc>
-        <w:tc>
-          <w:tcPr/>
-          <w:p>
-            <w:pPr>
-              <w:pStyle w:val="Compact"/>
-              <w:jc w:val="left"/>
-            </w:pPr>
-            <w:r>
-              <w:t xml:space="preserve">NA</w:t>
-            </w:r>
-          </w:p>
-        </w:tc>
-      </w:tr>
-      <w:tr>
-        <w:tc>
-          <w:tcPr/>
-          <w:p>
-            <w:pPr>
-              <w:pStyle w:val="Compact"/>
-              <w:jc w:val="left"/>
-            </w:pPr>
-            <w:r>
-              <w:t xml:space="preserve">NA</w:t>
-            </w:r>
-          </w:p>
-        </w:tc>
-        <w:tc>
-          <w:tcPr/>
-          <w:p>
-            <w:pPr>
-              <w:pStyle w:val="Compact"/>
-              <w:jc w:val="left"/>
-            </w:pPr>
-            <w:r>
-              <w:t xml:space="preserve">./data/interwrk/stata_downloads_by_region_select_nochina.csv</w:t>
-            </w:r>
-          </w:p>
-        </w:tc>
-        <w:tc>
-          <w:tcPr/>
-          <w:p>
-            <w:pPr>
-              <w:pStyle w:val="Compact"/>
-              <w:jc w:val="left"/>
-            </w:pPr>
-            <w:r>
-              <w:t xml:space="preserve">Yes</w:t>
-            </w:r>
-          </w:p>
-        </w:tc>
-        <w:tc>
-          <w:tcPr/>
-          <w:p>
-            <w:pPr>
-              <w:pStyle w:val="Compact"/>
-              <w:jc w:val="left"/>
-            </w:pPr>
-            <w:r>
-              <w:t xml:space="preserve">NA</w:t>
-            </w:r>
-          </w:p>
-        </w:tc>
-      </w:tr>
-      <w:tr>
-        <w:tc>
-          <w:tcPr/>
-          <w:p>
-            <w:pPr>
-              <w:pStyle w:val="Compact"/>
-              <w:jc w:val="left"/>
-            </w:pPr>
-            <w:r>
-              <w:t xml:space="preserve">NA</w:t>
-            </w:r>
-          </w:p>
-        </w:tc>
-        <w:tc>
-          <w:tcPr/>
-          <w:p>
-            <w:pPr>
-              <w:pStyle w:val="Compact"/>
-              <w:jc w:val="left"/>
-            </w:pPr>
-            <w:r>
-              <w:t xml:space="preserve">./data/interwrk/stata_downloads_by_region_select_nochina.rds</w:t>
-            </w:r>
-          </w:p>
-        </w:tc>
-        <w:tc>
-          <w:tcPr/>
-          <w:p>
-            <w:pPr>
-              <w:pStyle w:val="Compact"/>
-              <w:jc w:val="left"/>
-            </w:pPr>
-            <w:r>
-              <w:t xml:space="preserve">Yes</w:t>
-            </w:r>
-          </w:p>
-        </w:tc>
-        <w:tc>
-          <w:tcPr/>
-          <w:p>
-            <w:pPr>
-              <w:pStyle w:val="Compact"/>
-              <w:jc w:val="left"/>
-            </w:pPr>
-            <w:r>
-              <w:t xml:space="preserve">NA</w:t>
-            </w:r>
-          </w:p>
-        </w:tc>
-      </w:tr>
-      <w:tr>
-        <w:tc>
-          <w:tcPr/>
-          <w:p>
-            <w:pPr>
-              <w:pStyle w:val="Compact"/>
-              <w:jc w:val="left"/>
-            </w:pPr>
-            <w:r>
-              <w:t xml:space="preserve">NA</w:t>
-            </w:r>
-          </w:p>
-        </w:tc>
-        <w:tc>
-          <w:tcPr/>
-          <w:p>
-            <w:pPr>
-              <w:pStyle w:val="Compact"/>
-              <w:jc w:val="left"/>
-            </w:pPr>
-            <w:r>
-              <w:t xml:space="preserve">./data/interwrk/stata_downloads_by_region_select.csv</w:t>
-            </w:r>
-          </w:p>
-        </w:tc>
-        <w:tc>
-          <w:tcPr/>
-          <w:p>
-            <w:pPr>
-              <w:pStyle w:val="Compact"/>
-              <w:jc w:val="left"/>
-            </w:pPr>
-            <w:r>
-              <w:t xml:space="preserve">Yes</w:t>
-            </w:r>
-          </w:p>
-        </w:tc>
-        <w:tc>
-          <w:tcPr/>
-          <w:p>
-            <w:pPr>
-              <w:pStyle w:val="Compact"/>
-              <w:jc w:val="left"/>
-            </w:pPr>
-            <w:r>
-              <w:t xml:space="preserve">NA</w:t>
-            </w:r>
-          </w:p>
-        </w:tc>
-      </w:tr>
-      <w:tr>
-        <w:tc>
-          <w:tcPr/>
-          <w:p>
-            <w:pPr>
-              <w:pStyle w:val="Compact"/>
-              <w:jc w:val="left"/>
-            </w:pPr>
-            <w:r>
-              <w:t xml:space="preserve">NA</w:t>
-            </w:r>
-          </w:p>
-        </w:tc>
-        <w:tc>
-          <w:tcPr/>
-          <w:p>
-            <w:pPr>
-              <w:pStyle w:val="Compact"/>
-              <w:jc w:val="left"/>
-            </w:pPr>
-            <w:r>
-              <w:t xml:space="preserve">./data/interwrk/stata_downloads_by_region_select.rds</w:t>
-            </w:r>
-          </w:p>
-        </w:tc>
-        <w:tc>
-          <w:tcPr/>
-          <w:p>
-            <w:pPr>
-              <w:pStyle w:val="Compact"/>
-              <w:jc w:val="left"/>
-            </w:pPr>
-            <w:r>
-              <w:t xml:space="preserve">Yes</w:t>
-            </w:r>
-          </w:p>
-        </w:tc>
-        <w:tc>
-          <w:tcPr/>
-          <w:p>
-            <w:pPr>
-              <w:pStyle w:val="Compact"/>
-              <w:jc w:val="left"/>
-            </w:pPr>
-            <w:r>
-              <w:t xml:space="preserve">NA</w:t>
-            </w:r>
-          </w:p>
-        </w:tc>
-      </w:tr>
-      <w:tr>
-        <w:tc>
-          <w:tcPr/>
-          <w:p>
-            <w:pPr>
-              <w:pStyle w:val="Compact"/>
-              <w:jc w:val="left"/>
-            </w:pPr>
-            <w:r>
-              <w:t xml:space="preserve">NA</w:t>
-            </w:r>
-          </w:p>
-        </w:tc>
-        <w:tc>
-          <w:tcPr/>
-          <w:p>
-            <w:pPr>
-              <w:pStyle w:val="Compact"/>
-              <w:jc w:val="left"/>
-            </w:pPr>
-            <w:r>
-              <w:t xml:space="preserve">./data/issns.Rds</w:t>
-            </w:r>
-          </w:p>
-        </w:tc>
-        <w:tc>
-          <w:tcPr/>
-          <w:p>
-            <w:pPr>
-              <w:pStyle w:val="Compact"/>
-              <w:jc w:val="left"/>
-            </w:pPr>
-            <w:r>
-              <w:t xml:space="preserve">Yes</w:t>
-            </w:r>
-          </w:p>
-        </w:tc>
-        <w:tc>
-          <w:tcPr/>
-          <w:p>
-            <w:pPr>
-              <w:pStyle w:val="Compact"/>
-              <w:jc w:val="left"/>
-            </w:pPr>
-            <w:r>
-              <w:t xml:space="preserve">NA</w:t>
-            </w:r>
-          </w:p>
-        </w:tc>
-      </w:tr>
-      <w:tr>
-        <w:tc>
-          <w:tcPr/>
-          <w:p>
-            <w:pPr>
-              <w:pStyle w:val="Compact"/>
-              <w:jc w:val="left"/>
-            </w:pPr>
-            <w:r>
-              <w:t xml:space="preserve">NA</w:t>
-            </w:r>
-          </w:p>
-        </w:tc>
-        <w:tc>
-          <w:tcPr/>
-          <w:p>
-            <w:pPr>
-              <w:pStyle w:val="Compact"/>
-              <w:jc w:val="left"/>
-            </w:pPr>
-            <w:r>
-              <w:t xml:space="preserve">./data/jira_access_cleaned.csv</w:t>
-            </w:r>
-          </w:p>
-        </w:tc>
-        <w:tc>
-          <w:tcPr/>
-          <w:p>
-            <w:pPr>
-              <w:pStyle w:val="Compact"/>
-              <w:jc w:val="left"/>
-            </w:pPr>
-            <w:r>
-              <w:t xml:space="preserve">Yes</w:t>
-            </w:r>
-          </w:p>
-        </w:tc>
-        <w:tc>
-          <w:tcPr/>
-          <w:p>
-            <w:pPr>
-              <w:pStyle w:val="Compact"/>
-              <w:jc w:val="left"/>
-            </w:pPr>
-            <w:r>
-              <w:t xml:space="preserve">NA</w:t>
-            </w:r>
-          </w:p>
-        </w:tc>
-      </w:tr>
-      <w:tr>
-        <w:tc>
-          <w:tcPr/>
-          <w:p>
-            <w:pPr>
-              <w:pStyle w:val="Compact"/>
-              <w:jc w:val="left"/>
-            </w:pPr>
-            <w:r>
-              <w:t xml:space="preserve">NA</w:t>
-            </w:r>
-          </w:p>
-        </w:tc>
-        <w:tc>
-          <w:tcPr/>
-          <w:p>
-            <w:pPr>
-              <w:pStyle w:val="Compact"/>
-              <w:jc w:val="left"/>
-            </w:pPr>
-            <w:r>
-              <w:t xml:space="preserve">./data/jira_access_cleaned.Rds</w:t>
-            </w:r>
-          </w:p>
-        </w:tc>
-        <w:tc>
-          <w:tcPr/>
-          <w:p>
-            <w:pPr>
-              <w:pStyle w:val="Compact"/>
-              <w:jc w:val="left"/>
-            </w:pPr>
-            <w:r>
-              <w:t xml:space="preserve">Yes</w:t>
-            </w:r>
-          </w:p>
-        </w:tc>
-        <w:tc>
-          <w:tcPr/>
-          <w:p>
-            <w:pPr>
-              <w:pStyle w:val="Compact"/>
-              <w:jc w:val="left"/>
-            </w:pPr>
-            <w:r>
-              <w:t xml:space="preserve">NA</w:t>
-            </w:r>
-          </w:p>
-        </w:tc>
-      </w:tr>
-      <w:tr>
-        <w:tc>
-          <w:tcPr/>
-          <w:p>
-            <w:pPr>
-              <w:pStyle w:val="Compact"/>
-              <w:jc w:val="left"/>
-            </w:pPr>
-            <w:r>
-              <w:t xml:space="preserve">NA</w:t>
-            </w:r>
-          </w:p>
-        </w:tc>
-        <w:tc>
-          <w:tcPr/>
-          <w:p>
-            <w:pPr>
-              <w:pStyle w:val="Compact"/>
-              <w:jc w:val="left"/>
-            </w:pPr>
-            <w:r>
-              <w:t xml:space="preserve">./data/nsf24336-tab001-005.xlsx</w:t>
-            </w:r>
-          </w:p>
-        </w:tc>
-        <w:tc>
-          <w:tcPr/>
-          <w:p>
-            <w:pPr>
-              <w:pStyle w:val="Compact"/>
-              <w:jc w:val="left"/>
-            </w:pPr>
-            <w:r>
-              <w:t xml:space="preserve">Yes</w:t>
-            </w:r>
-          </w:p>
-        </w:tc>
-        <w:tc>
-          <w:tcPr/>
-          <w:p>
-            <w:pPr>
-              <w:pStyle w:val="Compact"/>
-              <w:jc w:val="left"/>
-            </w:pPr>
-            <w:r>
-              <w:t xml:space="preserve">NA</w:t>
-            </w:r>
-          </w:p>
-        </w:tc>
-      </w:tr>
-      <w:tr>
-        <w:tc>
-          <w:tcPr/>
-          <w:p>
-            <w:pPr>
-              <w:pStyle w:val="Compact"/>
-              <w:jc w:val="left"/>
-            </w:pPr>
-            <w:r>
-              <w:t xml:space="preserve">NA</w:t>
-            </w:r>
-          </w:p>
-        </w:tc>
-        <w:tc>
-          <w:tcPr/>
-          <w:p>
-            <w:pPr>
-              <w:pStyle w:val="Compact"/>
-              <w:jc w:val="left"/>
-            </w:pPr>
-            <w:r>
-              <w:t xml:space="preserve">./data/ProjectsAllMetadata_25JUN2024.xlsx</w:t>
-            </w:r>
-          </w:p>
-        </w:tc>
-        <w:tc>
-          <w:tcPr/>
-          <w:p>
-            <w:pPr>
-              <w:pStyle w:val="Compact"/>
-              <w:jc w:val="left"/>
-            </w:pPr>
-            <w:r>
-              <w:t xml:space="preserve">Yes</w:t>
-            </w:r>
-          </w:p>
-        </w:tc>
-        <w:tc>
-          <w:tcPr/>
-          <w:p>
-            <w:pPr>
-              <w:pStyle w:val="Compact"/>
-              <w:jc w:val="left"/>
-            </w:pPr>
-            <w:r>
-              <w:t xml:space="preserve">NA</w:t>
-            </w:r>
-          </w:p>
-        </w:tc>
-      </w:tr>
-      <w:tr>
-        <w:tc>
-          <w:tcPr/>
-          <w:p>
-            <w:pPr>
-              <w:pStyle w:val="Compact"/>
-              <w:jc w:val="left"/>
-            </w:pPr>
-            <w:r>
-              <w:t xml:space="preserve">NA</w:t>
-            </w:r>
-          </w:p>
-        </w:tc>
-        <w:tc>
-          <w:tcPr/>
-          <w:p>
-            <w:pPr>
-              <w:pStyle w:val="Compact"/>
-              <w:jc w:val="left"/>
-            </w:pPr>
-            <w:r>
-              <w:t xml:space="preserve">./data/PSID Bibliography Search.pdf</w:t>
-            </w:r>
-          </w:p>
-        </w:tc>
-        <w:tc>
-          <w:tcPr/>
-          <w:p>
-            <w:pPr>
-              <w:pStyle w:val="Compact"/>
-              <w:jc w:val="left"/>
-            </w:pPr>
-            <w:r>
-              <w:t xml:space="preserve">Yes</w:t>
-            </w:r>
-          </w:p>
-        </w:tc>
-        <w:tc>
-          <w:tcPr/>
-          <w:p>
-            <w:pPr>
-              <w:pStyle w:val="Compact"/>
-              <w:jc w:val="left"/>
-            </w:pPr>
-            <w:r>
-              <w:t xml:space="preserve">NA</w:t>
-            </w:r>
-          </w:p>
-        </w:tc>
-      </w:tr>
-      <w:tr>
-        <w:tc>
-          <w:tcPr/>
-          <w:p>
-            <w:pPr>
-              <w:pStyle w:val="Compact"/>
-              <w:jc w:val="left"/>
-            </w:pPr>
-            <w:r>
-              <w:t xml:space="preserve">NA</w:t>
-            </w:r>
-          </w:p>
-        </w:tc>
-        <w:tc>
-          <w:tcPr/>
-          <w:p>
-            <w:pPr>
-              <w:pStyle w:val="Compact"/>
-              <w:jc w:val="left"/>
-            </w:pPr>
-            <w:r>
-              <w:t xml:space="preserve">./data/raw/WebSTAR.log.gz</w:t>
-            </w:r>
-          </w:p>
-        </w:tc>
-        <w:tc>
-          <w:tcPr/>
-          <w:p>
-            <w:pPr>
-              <w:pStyle w:val="Compact"/>
-              <w:jc w:val="left"/>
-            </w:pPr>
-            <w:r>
-              <w:t xml:space="preserve">Yes</w:t>
-            </w:r>
-          </w:p>
-        </w:tc>
-        <w:tc>
-          <w:tcPr/>
-          <w:p>
-            <w:pPr>
-              <w:pStyle w:val="Compact"/>
-              <w:jc w:val="left"/>
-            </w:pPr>
-            <w:r>
-              <w:t xml:space="preserve">NA</w:t>
-            </w:r>
-          </w:p>
-        </w:tc>
-      </w:tr>
-      <w:tr>
-        <w:tc>
-          <w:tcPr/>
-          <w:p>
-            <w:pPr>
-              <w:pStyle w:val="Compact"/>
-              <w:jc w:val="left"/>
-            </w:pPr>
-            <w:r>
-              <w:t xml:space="preserve">NA</w:t>
-            </w:r>
-          </w:p>
-        </w:tc>
-        <w:tc>
-          <w:tcPr/>
-          <w:p>
-            <w:pPr>
-              <w:pStyle w:val="Compact"/>
-              <w:jc w:val="left"/>
-            </w:pPr>
-            <w:r>
-              <w:t xml:space="preserve">./data/restrictions.xlsx</w:t>
-            </w:r>
-          </w:p>
-        </w:tc>
-        <w:tc>
-          <w:tcPr/>
-          <w:p>
-            <w:pPr>
-              <w:pStyle w:val="Compact"/>
-              <w:jc w:val="left"/>
-            </w:pPr>
-            <w:r>
-              <w:t xml:space="preserve">Yes</w:t>
-            </w:r>
-          </w:p>
-        </w:tc>
-        <w:tc>
-          <w:tcPr/>
-          <w:p>
-            <w:pPr>
-              <w:pStyle w:val="Compact"/>
-              <w:jc w:val="left"/>
-            </w:pPr>
-            <w:r>
-              <w:t xml:space="preserve">NA</w:t>
-            </w:r>
-          </w:p>
-        </w:tc>
-      </w:tr>
-      <w:tr>
-        <w:tc>
-          <w:tcPr/>
-          <w:p>
-            <w:pPr>
-              <w:pStyle w:val="Compact"/>
-              <w:jc w:val="left"/>
-            </w:pPr>
-            <w:r>
-              <w:t xml:space="preserve">NA</w:t>
-            </w:r>
-          </w:p>
-        </w:tc>
-        <w:tc>
-          <w:tcPr/>
-          <w:p>
-            <w:pPr>
-              <w:pStyle w:val="Compact"/>
-              <w:jc w:val="left"/>
-            </w:pPr>
-            <w:r>
-              <w:t xml:space="preserve">./data/Screenshot 2025-02-08 at 19-49-29 PSID Bibliography Search.png</w:t>
-            </w:r>
-          </w:p>
-        </w:tc>
-        <w:tc>
-          <w:tcPr/>
-          <w:p>
-            <w:pPr>
-              <w:pStyle w:val="Compact"/>
-              <w:jc w:val="left"/>
-            </w:pPr>
-            <w:r>
-              <w:t xml:space="preserve">Yes</w:t>
-            </w:r>
-          </w:p>
-        </w:tc>
-        <w:tc>
-          <w:tcPr/>
-          <w:p>
-            <w:pPr>
-              <w:pStyle w:val="Compact"/>
-              <w:jc w:val="left"/>
-            </w:pPr>
-            <w:r>
-              <w:t xml:space="preserve">NA</w:t>
-            </w:r>
-          </w:p>
-        </w:tc>
-      </w:tr>
-      <w:tr>
-        <w:tc>
-          <w:tcPr/>
-          <w:p>
-            <w:pPr>
-              <w:pStyle w:val="Compact"/>
-              <w:jc w:val="left"/>
-            </w:pPr>
-            <w:r>
-              <w:t xml:space="preserve">NA</w:t>
-            </w:r>
-          </w:p>
-        </w:tc>
-        <w:tc>
-          <w:tcPr/>
-          <w:p>
-            <w:pPr>
-              <w:pStyle w:val="Compact"/>
-              <w:jc w:val="left"/>
-            </w:pPr>
-            <w:r>
-              <w:t xml:space="preserve">./data/Screenshot 2025-05-16 at 14-49-46 CASD - Centre d’accès[…].png</w:t>
-            </w:r>
-          </w:p>
-        </w:tc>
-        <w:tc>
-          <w:tcPr/>
-          <w:p>
-            <w:pPr>
-              <w:pStyle w:val="Compact"/>
-              <w:jc w:val="left"/>
-            </w:pPr>
-            <w:r>
-              <w:t xml:space="preserve">Yes</w:t>
-            </w:r>
-          </w:p>
-        </w:tc>
-        <w:tc>
-          <w:tcPr/>
-          <w:p>
-            <w:pPr>
-              <w:pStyle w:val="Compact"/>
-              <w:jc w:val="left"/>
-            </w:pPr>
-            <w:r>
-              <w:t xml:space="preserve">NA</w:t>
-            </w:r>
-          </w:p>
-        </w:tc>
-      </w:tr>
-      <w:tr>
-        <w:tc>
-          <w:tcPr/>
-          <w:p>
-            <w:pPr>
-              <w:pStyle w:val="Compact"/>
-              <w:jc w:val="left"/>
-            </w:pPr>
-            <w:r>
-              <w:t xml:space="preserve">NA</w:t>
-            </w:r>
-          </w:p>
-        </w:tc>
-        <w:tc>
-          <w:tcPr/>
-          <w:p>
-            <w:pPr>
-              <w:pStyle w:val="Compact"/>
-              <w:jc w:val="left"/>
-            </w:pPr>
-            <w:r>
-              <w:t xml:space="preserve">./data/signal-2025-06-27-10-20-09-831.jpg</w:t>
-            </w:r>
-          </w:p>
-        </w:tc>
-        <w:tc>
-          <w:tcPr/>
-          <w:p>
-            <w:pPr>
-              <w:pStyle w:val="Compact"/>
-              <w:jc w:val="left"/>
-            </w:pPr>
-            <w:r>
-              <w:t xml:space="preserve">Yes</w:t>
-            </w:r>
-          </w:p>
-        </w:tc>
-        <w:tc>
-          <w:tcPr/>
-          <w:p>
-            <w:pPr>
-              <w:pStyle w:val="Compact"/>
-              <w:jc w:val="left"/>
-            </w:pPr>
-            <w:r>
-              <w:t xml:space="preserve">NA</w:t>
-            </w:r>
-          </w:p>
-        </w:tc>
-      </w:tr>
-      <w:tr>
-        <w:tc>
-          <w:tcPr/>
-          <w:p>
-            <w:pPr>
-              <w:pStyle w:val="Compact"/>
-              <w:jc w:val="left"/>
-            </w:pPr>
-            <w:r>
-              <w:t xml:space="preserve">NA</w:t>
-            </w:r>
-          </w:p>
-        </w:tc>
-        <w:tc>
-          <w:tcPr/>
-          <w:p>
-            <w:pPr>
-              <w:pStyle w:val="Compact"/>
-              <w:jc w:val="left"/>
-            </w:pPr>
-            <w:r>
-              <w:t xml:space="preserve">./data/sources.txt</w:t>
-            </w:r>
-          </w:p>
-        </w:tc>
-        <w:tc>
-          <w:tcPr/>
-          <w:p>
-            <w:pPr>
-              <w:pStyle w:val="Compact"/>
-              <w:jc w:val="left"/>
-            </w:pPr>
-            <w:r>
-              <w:t xml:space="preserve">Yes</w:t>
-            </w:r>
-          </w:p>
-        </w:tc>
-        <w:tc>
-          <w:tcPr/>
-          <w:p>
-            <w:pPr>
-              <w:pStyle w:val="Compact"/>
-              <w:jc w:val="left"/>
-            </w:pPr>
-            <w:r>
-              <w:t xml:space="preserve">NA</w:t>
-            </w:r>
-          </w:p>
-        </w:tc>
-      </w:tr>
-      <w:tr>
-        <w:tc>
-          <w:tcPr/>
-          <w:p>
-            <w:pPr>
-              <w:pStyle w:val="Compact"/>
-              <w:jc w:val="left"/>
-            </w:pPr>
-            <w:r>
-              <w:t xml:space="preserve">NA</w:t>
-            </w:r>
-          </w:p>
-        </w:tc>
-        <w:tc>
-          <w:tcPr/>
-          <w:p>
-            <w:pPr>
-              <w:pStyle w:val="Compact"/>
-              <w:jc w:val="left"/>
-            </w:pPr>
-            <w:r>
-              <w:t xml:space="preserve">./data/stata-licenses-by-country.xlsx</w:t>
-            </w:r>
-          </w:p>
-        </w:tc>
-        <w:tc>
-          <w:tcPr/>
-          <w:p>
-            <w:pPr>
-              <w:pStyle w:val="Compact"/>
-              <w:jc w:val="left"/>
-            </w:pPr>
-            <w:r>
-              <w:t xml:space="preserve">Yes</w:t>
-            </w:r>
-          </w:p>
-        </w:tc>
-        <w:tc>
-          <w:tcPr/>
-          <w:p>
-            <w:pPr>
-              <w:pStyle w:val="Compact"/>
-              <w:jc w:val="left"/>
-            </w:pPr>
-            <w:r>
-              <w:t xml:space="preserve">NA</w:t>
-            </w:r>
-          </w:p>
-        </w:tc>
-      </w:tr>
-    </w:tbl>
-    <w:bookmarkEnd w:id="21"/>
-    <w:bookmarkEnd w:id="22"/>
-    <w:bookmarkStart w:id="23" w:name="Xdd26bdd4b102fb3fb8b315cfca4de303399ac90"/>
+    <w:bookmarkStart w:id="21" w:name="Xdd26bdd4b102fb3fb8b315cfca4de303399ac90"/>
     <w:p>
       <w:pPr>
         <w:pStyle w:val="Heading2"/>
@@ -5272,7 +670,7 @@
               <w:jc w:val="left"/>
             </w:pPr>
             <w:r>
-              <w:t xml:space="preserve">TRUE</w:t>
+              <w:t xml:space="preserve">FALSE</w:t>
             </w:r>
           </w:p>
         </w:tc>
@@ -5310,7 +708,7 @@
               <w:jc w:val="left"/>
             </w:pPr>
             <w:r>
-              <w:t xml:space="preserve">TRUE</w:t>
+              <w:t xml:space="preserve">FALSE</w:t>
             </w:r>
           </w:p>
         </w:tc>
@@ -6526,7 +1924,7 @@
               <w:jc w:val="left"/>
             </w:pPr>
             <w:r>
-              <w:t xml:space="preserve">TRUE</w:t>
+              <w:t xml:space="preserve">FALSE</w:t>
             </w:r>
           </w:p>
         </w:tc>
@@ -7286,7 +2684,7 @@
               <w:jc w:val="left"/>
             </w:pPr>
             <w:r>
-              <w:t xml:space="preserve">TRUE</w:t>
+              <w:t xml:space="preserve">FALSE</w:t>
             </w:r>
           </w:p>
         </w:tc>
@@ -7324,7 +2722,7 @@
               <w:jc w:val="left"/>
             </w:pPr>
             <w:r>
-              <w:t xml:space="preserve">TRUE</w:t>
+              <w:t xml:space="preserve">FALSE</w:t>
             </w:r>
           </w:p>
         </w:tc>
@@ -7362,7 +2760,7 @@
               <w:jc w:val="left"/>
             </w:pPr>
             <w:r>
-              <w:t xml:space="preserve">TRUE</w:t>
+              <w:t xml:space="preserve">FALSE</w:t>
             </w:r>
           </w:p>
         </w:tc>
@@ -8090,8 +3488,8 @@
         </w:tc>
       </w:tr>
     </w:tbl>
-    <w:bookmarkEnd w:id="23"/>
-    <w:bookmarkStart w:id="40" w:name="details-on-each-data-source"/>
+    <w:bookmarkEnd w:id="21"/>
+    <w:bookmarkStart w:id="38" w:name="details-on-each-data-source"/>
     <w:p>
       <w:pPr>
         <w:pStyle w:val="Heading2"/>
@@ -8100,7 +3498,7 @@
         <w:t xml:space="preserve">Details on each Data Source</w:t>
       </w:r>
     </w:p>
-    <w:bookmarkStart w:id="25" w:name="ferguson_survey_2023"/>
+    <w:bookmarkStart w:id="23" w:name="ferguson_survey_2023"/>
     <w:p>
       <w:pPr>
         <w:pStyle w:val="Heading3"/>
@@ -8131,7 +3529,7 @@
       <w:r>
         <w:t xml:space="preserve"> </w:t>
       </w:r>
-      <w:hyperlink r:id="rId24">
+      <w:hyperlink r:id="rId22">
         <w:r>
           <w:rPr>
             <w:rStyle w:val="Hyperlink"/>
@@ -8352,8 +3750,8 @@
         </w:tc>
       </w:tr>
     </w:tbl>
-    <w:bookmarkEnd w:id="25"/>
-    <w:bookmarkStart w:id="26" w:name="access-statistics-for-aea-journals"/>
+    <w:bookmarkEnd w:id="23"/>
+    <w:bookmarkStart w:id="24" w:name="access-statistics-for-aea-journals"/>
     <w:p>
       <w:pPr>
         <w:pStyle w:val="Heading3"/>
@@ -8377,6 +3775,57 @@
       </w:r>
       <w:r>
         <w:t xml:space="preserve">. The direct extracts are confidential and not provided, but the code produces distributable data, which are included here.</w:t>
+      </w:r>
+    </w:p>
+    <w:p>
+      <w:pPr>
+        <w:pStyle w:val="BodyText"/>
+      </w:pPr>
+      <w:r>
+        <w:t xml:space="preserve">Users with access to the confidential data need to specify environment variables</w:t>
+      </w:r>
+    </w:p>
+    <w:p>
+      <w:pPr>
+        <w:pStyle w:val="SourceCode"/>
+      </w:pPr>
+      <w:r>
+        <w:rPr>
+          <w:rStyle w:val="VerbatimChar"/>
+        </w:rPr>
+        <w:t xml:space="preserve">#DROPBOX_SECRET_BASE=""</w:t>
+      </w:r>
+      <w:r>
+        <w:br/>
+      </w:r>
+      <w:r>
+        <w:rPr>
+          <w:rStyle w:val="VerbatimChar"/>
+        </w:rPr>
+        <w:t xml:space="preserve">#DROPBOX_SECRET_RLKEY=""</w:t>
+      </w:r>
+    </w:p>
+    <w:p>
+      <w:pPr>
+        <w:pStyle w:val="FirstParagraph"/>
+      </w:pPr>
+      <w:r>
+        <w:t xml:space="preserve">in their</w:t>
+      </w:r>
+      <w:r>
+        <w:t xml:space="preserve"> </w:t>
+      </w:r>
+      <w:r>
+        <w:rPr>
+          <w:rStyle w:val="VerbatimChar"/>
+        </w:rPr>
+        <w:t xml:space="preserve">.Renviron</w:t>
+      </w:r>
+      <w:r>
+        <w:t xml:space="preserve"> </w:t>
+      </w:r>
+      <w:r>
+        <w:t xml:space="preserve">file or Unix environment, to allow the code to download the confidential data from a private Dropbox folder. The data will be preserved for 5 years after publication of the manuscript.</w:t>
       </w:r>
     </w:p>
     <w:tbl>
@@ -8465,7 +3914,7 @@
               <w:jc w:val="left"/>
             </w:pPr>
             <w:r>
-              <w:t xml:space="preserve">TRUE</w:t>
+              <w:t xml:space="preserve">FALSE</w:t>
             </w:r>
           </w:p>
         </w:tc>
@@ -8503,7 +3952,7 @@
               <w:jc w:val="left"/>
             </w:pPr>
             <w:r>
-              <w:t xml:space="preserve">TRUE</w:t>
+              <w:t xml:space="preserve">FALSE</w:t>
             </w:r>
           </w:p>
         </w:tc>
@@ -8585,8 +4034,8 @@
         </w:tc>
       </w:tr>
     </w:tbl>
-    <w:bookmarkEnd w:id="26"/>
-    <w:bookmarkStart w:id="27" w:name="crossref-data"/>
+    <w:bookmarkEnd w:id="24"/>
+    <w:bookmarkStart w:id="25" w:name="crossref-data"/>
     <w:p>
       <w:pPr>
         <w:pStyle w:val="Heading3"/>
@@ -8750,8 +4199,8 @@
         </w:tc>
       </w:tr>
     </w:tbl>
-    <w:bookmarkEnd w:id="27"/>
-    <w:bookmarkStart w:id="28" w:name="stata-download-data"/>
+    <w:bookmarkEnd w:id="25"/>
+    <w:bookmarkStart w:id="26" w:name="stata-download-data"/>
     <w:p>
       <w:pPr>
         <w:pStyle w:val="Heading3"/>
@@ -8854,7 +4303,7 @@
               <w:jc w:val="left"/>
             </w:pPr>
             <w:r>
-              <w:t xml:space="preserve">TRUE</w:t>
+              <w:t xml:space="preserve">FALSE</w:t>
             </w:r>
           </w:p>
         </w:tc>
@@ -8892,7 +4341,7 @@
               <w:jc w:val="left"/>
             </w:pPr>
             <w:r>
-              <w:t xml:space="preserve">TRUE</w:t>
+              <w:t xml:space="preserve">FALSE</w:t>
             </w:r>
           </w:p>
         </w:tc>
@@ -8930,7 +4379,7 @@
               <w:jc w:val="left"/>
             </w:pPr>
             <w:r>
-              <w:t xml:space="preserve">TRUE</w:t>
+              <w:t xml:space="preserve">FALSE</w:t>
             </w:r>
           </w:p>
         </w:tc>
@@ -8968,7 +4417,7 @@
               <w:jc w:val="left"/>
             </w:pPr>
             <w:r>
-              <w:t xml:space="preserve">TRUE</w:t>
+              <w:t xml:space="preserve">FALSE</w:t>
             </w:r>
           </w:p>
         </w:tc>
@@ -9468,8 +4917,8 @@
         </w:tc>
       </w:tr>
     </w:tbl>
-    <w:bookmarkEnd w:id="28"/>
-    <w:bookmarkStart w:id="29" w:name="r-download-statistics"/>
+    <w:bookmarkEnd w:id="26"/>
+    <w:bookmarkStart w:id="27" w:name="r-download-statistics"/>
     <w:p>
       <w:pPr>
         <w:pStyle w:val="Heading3"/>
@@ -11212,8 +6661,8 @@
         </w:tc>
       </w:tr>
     </w:tbl>
-    <w:bookmarkEnd w:id="29"/>
-    <w:bookmarkStart w:id="30" w:name="Xa759df6b28c9852681f31b60d32776da4eef746"/>
+    <w:bookmarkEnd w:id="27"/>
+    <w:bookmarkStart w:id="28" w:name="Xa759df6b28c9852681f31b60d32776da4eef746"/>
     <w:p>
       <w:pPr>
         <w:pStyle w:val="Heading3"/>
@@ -11327,8 +6776,8 @@
         </w:tc>
       </w:tr>
     </w:tbl>
-    <w:bookmarkEnd w:id="30"/>
-    <w:bookmarkStart w:id="31" w:name="X9af2fa232ef55129d4084f5c4ee23318b2945ac"/>
+    <w:bookmarkEnd w:id="28"/>
+    <w:bookmarkStart w:id="29" w:name="X9af2fa232ef55129d4084f5c4ee23318b2945ac"/>
     <w:p>
       <w:pPr>
         <w:pStyle w:val="Heading3"/>
@@ -11437,8 +6886,8 @@
         </w:tc>
       </w:tr>
     </w:tbl>
-    <w:bookmarkEnd w:id="31"/>
-    <w:bookmarkStart w:id="32" w:name="data-on-norwegian-economists"/>
+    <w:bookmarkEnd w:id="29"/>
+    <w:bookmarkStart w:id="30" w:name="data-on-norwegian-economists"/>
     <w:p>
       <w:pPr>
         <w:pStyle w:val="Heading3"/>
@@ -11464,8 +6913,8 @@
         <w:t xml:space="preserve">, and manually transcribed.</w:t>
       </w:r>
     </w:p>
-    <w:bookmarkEnd w:id="32"/>
-    <w:bookmarkStart w:id="33" w:name="data-on-nber-affiliates"/>
+    <w:bookmarkEnd w:id="30"/>
+    <w:bookmarkStart w:id="31" w:name="data-on-nber-affiliates"/>
     <w:p>
       <w:pPr>
         <w:pStyle w:val="Heading3"/>
@@ -11491,8 +6940,8 @@
         <w:t xml:space="preserve">, and manually transcribed.</w:t>
       </w:r>
     </w:p>
-    <w:bookmarkEnd w:id="33"/>
-    <w:bookmarkStart w:id="34" w:name="data-on-j-pal-affiliates"/>
+    <w:bookmarkEnd w:id="31"/>
+    <w:bookmarkStart w:id="32" w:name="data-on-j-pal-affiliates"/>
     <w:p>
       <w:pPr>
         <w:pStyle w:val="Heading3"/>
@@ -11521,8 +6970,8 @@
         <w:t xml:space="preserve">and manually transcribed.</w:t>
       </w:r>
     </w:p>
-    <w:bookmarkEnd w:id="34"/>
-    <w:bookmarkStart w:id="35" w:name="data-on-psid-publications"/>
+    <w:bookmarkEnd w:id="32"/>
+    <w:bookmarkStart w:id="33" w:name="data-on-psid-publications"/>
     <w:p>
       <w:pPr>
         <w:pStyle w:val="Heading3"/>
@@ -11669,8 +7118,8 @@
         </w:tc>
       </w:tr>
     </w:tbl>
-    <w:bookmarkEnd w:id="35"/>
-    <w:bookmarkStart w:id="36" w:name="data-on-soep-publications"/>
+    <w:bookmarkEnd w:id="33"/>
+    <w:bookmarkStart w:id="34" w:name="data-on-soep-publications"/>
     <w:p>
       <w:pPr>
         <w:pStyle w:val="Heading3"/>
@@ -11687,8 +7136,8 @@
         <w:t xml:space="preserve">Data on the number of SOEP publications was obtained from the SOEP website. The website and date accessed are listed in Footnote 9.</w:t>
       </w:r>
     </w:p>
-    <w:bookmarkEnd w:id="36"/>
-    <w:bookmarkStart w:id="37" w:name="data-on-casd-publications"/>
+    <w:bookmarkEnd w:id="34"/>
+    <w:bookmarkStart w:id="35" w:name="data-on-casd-publications"/>
     <w:p>
       <w:pPr>
         <w:pStyle w:val="Heading3"/>
@@ -11797,8 +7246,8 @@
         </w:tc>
       </w:tr>
     </w:tbl>
-    <w:bookmarkEnd w:id="37"/>
-    <w:bookmarkStart w:id="38" w:name="data-on-crdcn-publications"/>
+    <w:bookmarkEnd w:id="35"/>
+    <w:bookmarkStart w:id="36" w:name="data-on-crdcn-publications"/>
     <w:p>
       <w:pPr>
         <w:pStyle w:val="Heading3"/>
@@ -11907,8 +7356,8 @@
         </w:tc>
       </w:tr>
     </w:tbl>
-    <w:bookmarkEnd w:id="38"/>
-    <w:bookmarkStart w:id="39" w:name="X6d258162218e745149fd2f86e61fa78e321d89b"/>
+    <w:bookmarkEnd w:id="36"/>
+    <w:bookmarkStart w:id="37" w:name="X6d258162218e745149fd2f86e61fa78e321d89b"/>
     <w:p>
       <w:pPr>
         <w:pStyle w:val="Heading3"/>
@@ -12021,10 +7470,10 @@
         </w:tc>
       </w:tr>
     </w:tbl>
+    <w:bookmarkEnd w:id="37"/>
+    <w:bookmarkEnd w:id="38"/>
     <w:bookmarkEnd w:id="39"/>
-    <w:bookmarkEnd w:id="40"/>
-    <w:bookmarkEnd w:id="41"/>
-    <w:bookmarkStart w:id="50" w:name="computational-requirements"/>
+    <w:bookmarkStart w:id="48" w:name="computational-requirements"/>
     <w:p>
       <w:pPr>
         <w:pStyle w:val="Heading1"/>
@@ -12033,7 +7482,7 @@
         <w:t xml:space="preserve">Computational requirements</w:t>
       </w:r>
     </w:p>
-    <w:bookmarkStart w:id="45" w:name="software-requirements"/>
+    <w:bookmarkStart w:id="43" w:name="software-requirements"/>
     <w:p>
       <w:pPr>
         <w:pStyle w:val="Heading2"/>
@@ -12075,7 +7524,7 @@
       <w:r>
         <w:t xml:space="preserve">Docker image is used, with system libraries defined by the relevant image (</w:t>
       </w:r>
-      <w:hyperlink r:id="rId42">
+      <w:hyperlink r:id="rId40">
         <w:r>
           <w:rPr>
             <w:rStyle w:val="Hyperlink"/>
@@ -12095,7 +7544,7 @@
           <w:numId w:val="1008"/>
         </w:numPr>
       </w:pPr>
-      <w:hyperlink r:id="rId43">
+      <w:hyperlink r:id="rId41">
         <w:r>
           <w:rPr>
             <w:rStyle w:val="Hyperlink"/>
@@ -12189,7 +7638,7 @@
         </w:tc>
       </w:tr>
     </w:tbl>
-    <w:bookmarkStart w:id="44" w:name="software-citations"/>
+    <w:bookmarkStart w:id="42" w:name="software-citations"/>
     <w:p>
       <w:pPr>
         <w:pStyle w:val="Heading3"/>
@@ -13219,9 +8668,9 @@
         </w:tc>
       </w:tr>
     </w:tbl>
-    <w:bookmarkEnd w:id="44"/>
-    <w:bookmarkEnd w:id="45"/>
-    <w:bookmarkStart w:id="46" w:name="controlled-randomness"/>
+    <w:bookmarkEnd w:id="42"/>
+    <w:bookmarkEnd w:id="43"/>
+    <w:bookmarkStart w:id="44" w:name="controlled-randomness"/>
     <w:p>
       <w:pPr>
         <w:pStyle w:val="Heading2"/>
@@ -13278,8 +8727,8 @@
         <w:t xml:space="preserve">generate different data, which is likely to affect the regression output.</w:t>
       </w:r>
     </w:p>
-    <w:bookmarkEnd w:id="46"/>
-    <w:bookmarkStart w:id="49" w:name="memory-runtime-storage-requirements"/>
+    <w:bookmarkEnd w:id="44"/>
+    <w:bookmarkStart w:id="47" w:name="memory-runtime-storage-requirements"/>
     <w:p>
       <w:pPr>
         <w:pStyle w:val="Heading2"/>
@@ -13288,7 +8737,7 @@
         <w:t xml:space="preserve">Memory, Runtime, Storage Requirements</w:t>
       </w:r>
     </w:p>
-    <w:bookmarkStart w:id="47" w:name="summary"/>
+    <w:bookmarkStart w:id="45" w:name="summary"/>
     <w:p>
       <w:pPr>
         <w:pStyle w:val="Heading3"/>
@@ -13494,8 +8943,8 @@
         <w:t xml:space="preserve">Not feasible to run on a desktop machine, as described below.</w:t>
       </w:r>
     </w:p>
-    <w:bookmarkEnd w:id="47"/>
-    <w:bookmarkStart w:id="48" w:name="details"/>
+    <w:bookmarkEnd w:id="45"/>
+    <w:bookmarkStart w:id="46" w:name="details"/>
     <w:p>
       <w:pPr>
         <w:pStyle w:val="Heading3"/>
@@ -13574,10 +9023,10 @@
         <w:t xml:space="preserve">Memory available: 30GB memory</w:t>
       </w:r>
     </w:p>
+    <w:bookmarkEnd w:id="46"/>
+    <w:bookmarkEnd w:id="47"/>
     <w:bookmarkEnd w:id="48"/>
-    <w:bookmarkEnd w:id="49"/>
-    <w:bookmarkEnd w:id="50"/>
-    <w:bookmarkStart w:id="52" w:name="description-of-programscode"/>
+    <w:bookmarkStart w:id="50" w:name="description-of-programscode"/>
     <w:p>
       <w:pPr>
         <w:pStyle w:val="Heading1"/>
@@ -13637,7 +9086,7 @@
         <w:t xml:space="preserve">to download the key input files</w:t>
       </w:r>
     </w:p>
-    <w:bookmarkStart w:id="51" w:name="license-for-code"/>
+    <w:bookmarkStart w:id="49" w:name="license-for-code"/>
     <w:p>
       <w:pPr>
         <w:pStyle w:val="Heading2"/>
@@ -13707,9 +9156,9 @@
         <w:t xml:space="preserve">for details.</w:t>
       </w:r>
     </w:p>
-    <w:bookmarkEnd w:id="51"/>
-    <w:bookmarkEnd w:id="52"/>
-    <w:bookmarkStart w:id="56" w:name="instructions-to-replicators"/>
+    <w:bookmarkEnd w:id="49"/>
+    <w:bookmarkEnd w:id="50"/>
+    <w:bookmarkStart w:id="54" w:name="instructions-to-replicators"/>
     <w:p>
       <w:pPr>
         <w:pStyle w:val="Heading1"/>
@@ -13755,7 +9204,7 @@
       <w:r>
         <w:t xml:space="preserve"> </w:t>
       </w:r>
-      <w:hyperlink r:id="rId53">
+      <w:hyperlink r:id="rId51">
         <w:r>
           <w:rPr>
             <w:rStyle w:val="Hyperlink"/>
@@ -13893,7 +9342,7 @@
       <w:r>
         <w:t xml:space="preserve"> </w:t>
       </w:r>
-      <w:hyperlink r:id="rId54">
+      <w:hyperlink r:id="rId52">
         <w:r>
           <w:rPr>
             <w:rStyle w:val="Hyperlink"/>
@@ -13917,7 +9366,7 @@
         <w:t xml:space="preserve">Using the same R version as described above, run each program individually as desired, in the order indicated above.</w:t>
       </w:r>
     </w:p>
-    <w:bookmarkStart w:id="55" w:name="details-1"/>
+    <w:bookmarkStart w:id="53" w:name="details-1"/>
     <w:p>
       <w:pPr>
         <w:pStyle w:val="Heading2"/>
@@ -14461,9 +9910,9 @@
         </w:tc>
       </w:tr>
     </w:tbl>
-    <w:bookmarkEnd w:id="55"/>
-    <w:bookmarkEnd w:id="56"/>
-    <w:bookmarkStart w:id="57" w:name="list-of-tables-figures-and-programs"/>
+    <w:bookmarkEnd w:id="53"/>
+    <w:bookmarkEnd w:id="54"/>
+    <w:bookmarkStart w:id="55" w:name="list-of-tables-figures-and-programs"/>
     <w:p>
       <w:pPr>
         <w:pStyle w:val="Heading1"/>
@@ -14531,8 +9980,8 @@
         </w:pict>
       </w:r>
     </w:p>
-    <w:bookmarkEnd w:id="57"/>
-    <w:bookmarkStart w:id="58" w:name="acknowledgements"/>
+    <w:bookmarkEnd w:id="55"/>
+    <w:bookmarkStart w:id="56" w:name="acknowledgements"/>
     <w:p>
       <w:pPr>
         <w:pStyle w:val="Heading1"/>
@@ -14617,8 +10066,8 @@
         <w:t xml:space="preserve">R version 4.5.1 (2025-06-13) on x86_64, linux-gnu</w:t>
       </w:r>
     </w:p>
-    <w:bookmarkEnd w:id="58"/>
-    <w:bookmarkStart w:id="131" w:name="references"/>
+    <w:bookmarkEnd w:id="56"/>
+    <w:bookmarkStart w:id="129" w:name="references"/>
     <w:p>
       <w:pPr>
         <w:pStyle w:val="Heading1"/>
@@ -14627,8 +10076,8 @@
         <w:t xml:space="preserve">References</w:t>
       </w:r>
     </w:p>
-    <w:bookmarkStart w:id="130" w:name="refs"/>
-    <w:bookmarkStart w:id="60" w:name="X081dac4776909f1e4ec5413127d312ff5a038cc"/>
+    <w:bookmarkStart w:id="128" w:name="refs"/>
+    <w:bookmarkStart w:id="58" w:name="X081dac4776909f1e4ec5413127d312ff5a038cc"/>
     <w:p>
       <w:pPr>
         <w:pStyle w:val="Bibliography"/>
@@ -14654,7 +10103,7 @@
       <w:r>
         <w:t xml:space="preserve"> </w:t>
       </w:r>
-      <w:hyperlink r:id="rId59">
+      <w:hyperlink r:id="rId57">
         <w:r>
           <w:rPr>
             <w:rStyle w:val="Hyperlink"/>
@@ -14666,8 +10115,8 @@
         <w:t xml:space="preserve">.</w:t>
       </w:r>
     </w:p>
-    <w:bookmarkEnd w:id="60"/>
-    <w:bookmarkStart w:id="62" w:name="ref-rmarkdown2024"/>
+    <w:bookmarkEnd w:id="58"/>
+    <w:bookmarkStart w:id="60" w:name="ref-rmarkdown2024"/>
     <w:p>
       <w:pPr>
         <w:pStyle w:val="Bibliography"/>
@@ -14698,7 +10147,7 @@
       <w:r>
         <w:t xml:space="preserve"> </w:t>
       </w:r>
-      <w:hyperlink r:id="rId61">
+      <w:hyperlink r:id="rId59">
         <w:r>
           <w:rPr>
             <w:rStyle w:val="Hyperlink"/>
@@ -14710,8 +10159,8 @@
         <w:t xml:space="preserve">.</w:t>
       </w:r>
     </w:p>
-    <w:bookmarkEnd w:id="62"/>
-    <w:bookmarkStart w:id="64" w:name="ref-countrycode"/>
+    <w:bookmarkEnd w:id="60"/>
+    <w:bookmarkStart w:id="62" w:name="ref-countrycode"/>
     <w:p>
       <w:pPr>
         <w:pStyle w:val="Bibliography"/>
@@ -14750,7 +10199,7 @@
       <w:r>
         <w:t xml:space="preserve"> </w:t>
       </w:r>
-      <w:hyperlink r:id="rId63">
+      <w:hyperlink r:id="rId61">
         <w:r>
           <w:rPr>
             <w:rStyle w:val="Hyperlink"/>
@@ -14762,8 +10211,8 @@
         <w:t xml:space="preserve">.</w:t>
       </w:r>
     </w:p>
-    <w:bookmarkEnd w:id="64"/>
-    <w:bookmarkStart w:id="66" w:name="ref-maps"/>
+    <w:bookmarkEnd w:id="62"/>
+    <w:bookmarkStart w:id="64" w:name="ref-maps"/>
     <w:p>
       <w:pPr>
         <w:pStyle w:val="Bibliography"/>
@@ -14794,7 +10243,7 @@
       <w:r>
         <w:t xml:space="preserve"> </w:t>
       </w:r>
-      <w:hyperlink r:id="rId65">
+      <w:hyperlink r:id="rId63">
         <w:r>
           <w:rPr>
             <w:rStyle w:val="Hyperlink"/>
@@ -14806,8 +10255,8 @@
         <w:t xml:space="preserve">.</w:t>
       </w:r>
     </w:p>
-    <w:bookmarkEnd w:id="66"/>
-    <w:bookmarkStart w:id="68" w:name="ref-rcrossref"/>
+    <w:bookmarkEnd w:id="64"/>
+    <w:bookmarkStart w:id="66" w:name="ref-rcrossref"/>
     <w:p>
       <w:pPr>
         <w:pStyle w:val="Bibliography"/>
@@ -14894,7 +10343,7 @@
       <w:r>
         <w:t xml:space="preserve"> </w:t>
       </w:r>
-      <w:hyperlink r:id="rId67">
+      <w:hyperlink r:id="rId65">
         <w:r>
           <w:rPr>
             <w:rStyle w:val="Hyperlink"/>
@@ -14906,8 +10355,8 @@
         <w:t xml:space="preserve">.</w:t>
       </w:r>
     </w:p>
-    <w:bookmarkEnd w:id="68"/>
-    <w:bookmarkStart w:id="70" w:name="ref-crossref-data"/>
+    <w:bookmarkEnd w:id="66"/>
+    <w:bookmarkStart w:id="68" w:name="ref-crossref-data"/>
     <w:p>
       <w:pPr>
         <w:pStyle w:val="Bibliography"/>
@@ -14936,7 +10385,7 @@
       <w:r>
         <w:t xml:space="preserve"> </w:t>
       </w:r>
-      <w:hyperlink r:id="rId69">
+      <w:hyperlink r:id="rId67">
         <w:r>
           <w:rPr>
             <w:rStyle w:val="Hyperlink"/>
@@ -14948,8 +10397,8 @@
         <w:t xml:space="preserve">.</w:t>
       </w:r>
     </w:p>
-    <w:bookmarkEnd w:id="70"/>
-    <w:bookmarkStart w:id="72" w:name="ref-remotes"/>
+    <w:bookmarkEnd w:id="68"/>
+    <w:bookmarkStart w:id="70" w:name="ref-remotes"/>
     <w:p>
       <w:pPr>
         <w:pStyle w:val="Bibliography"/>
@@ -15008,7 +10457,7 @@
       <w:r>
         <w:t xml:space="preserve"> </w:t>
       </w:r>
-      <w:hyperlink r:id="rId71">
+      <w:hyperlink r:id="rId69">
         <w:r>
           <w:rPr>
             <w:rStyle w:val="Hyperlink"/>
@@ -15020,8 +10469,8 @@
         <w:t xml:space="preserve">.</w:t>
       </w:r>
     </w:p>
-    <w:bookmarkEnd w:id="72"/>
-    <w:bookmarkStart w:id="74" w:name="ref-xtable"/>
+    <w:bookmarkEnd w:id="70"/>
+    <w:bookmarkStart w:id="72" w:name="ref-xtable"/>
     <w:p>
       <w:pPr>
         <w:pStyle w:val="Bibliography"/>
@@ -15052,7 +10501,7 @@
       <w:r>
         <w:t xml:space="preserve"> </w:t>
       </w:r>
-      <w:hyperlink r:id="rId73">
+      <w:hyperlink r:id="rId71">
         <w:r>
           <w:rPr>
             <w:rStyle w:val="Hyperlink"/>
@@ -15064,8 +10513,8 @@
         <w:t xml:space="preserve">.</w:t>
       </w:r>
     </w:p>
-    <w:bookmarkEnd w:id="74"/>
-    <w:bookmarkStart w:id="76" w:name="ref-tidylog"/>
+    <w:bookmarkEnd w:id="72"/>
+    <w:bookmarkStart w:id="74" w:name="ref-tidylog"/>
     <w:p>
       <w:pPr>
         <w:pStyle w:val="Bibliography"/>
@@ -15180,7 +10629,7 @@
       <w:r>
         <w:t xml:space="preserve"> </w:t>
       </w:r>
-      <w:hyperlink r:id="rId75">
+      <w:hyperlink r:id="rId73">
         <w:r>
           <w:rPr>
             <w:rStyle w:val="Hyperlink"/>
@@ -15192,8 +10641,8 @@
         <w:t xml:space="preserve">.</w:t>
       </w:r>
     </w:p>
-    <w:bookmarkEnd w:id="76"/>
-    <w:bookmarkStart w:id="78" w:name="ref-ggpattern"/>
+    <w:bookmarkEnd w:id="74"/>
+    <w:bookmarkStart w:id="76" w:name="ref-ggpattern"/>
     <w:p>
       <w:pPr>
         <w:pStyle w:val="Bibliography"/>
@@ -15269,7 +10718,7 @@
       <w:r>
         <w:t xml:space="preserve"> </w:t>
       </w:r>
-      <w:hyperlink r:id="rId77">
+      <w:hyperlink r:id="rId75">
         <w:r>
           <w:rPr>
             <w:rStyle w:val="Hyperlink"/>
@@ -15281,8 +10730,8 @@
         <w:t xml:space="preserve">.</w:t>
       </w:r>
     </w:p>
-    <w:bookmarkEnd w:id="78"/>
-    <w:bookmarkStart w:id="80" w:name="ref-ferguson_survey_2023"/>
+    <w:bookmarkEnd w:id="76"/>
+    <w:bookmarkStart w:id="78" w:name="ref-ferguson_survey_2023"/>
     <w:p>
       <w:pPr>
         <w:pStyle w:val="Bibliography"/>
@@ -15315,7 +10764,7 @@
       <w:r>
         <w:t xml:space="preserve"> </w:t>
       </w:r>
-      <w:hyperlink r:id="rId79">
+      <w:hyperlink r:id="rId77">
         <w:r>
           <w:rPr>
             <w:rStyle w:val="Hyperlink"/>
@@ -15327,8 +10776,8 @@
         <w:t xml:space="preserve">.</w:t>
       </w:r>
     </w:p>
-    <w:bookmarkEnd w:id="80"/>
-    <w:bookmarkStart w:id="82" w:name="ref-yaml"/>
+    <w:bookmarkEnd w:id="78"/>
+    <w:bookmarkStart w:id="80" w:name="ref-yaml"/>
     <w:p>
       <w:pPr>
         <w:pStyle w:val="Bibliography"/>
@@ -15362,7 +10811,7 @@
       <w:r>
         <w:t xml:space="preserve"> </w:t>
       </w:r>
-      <w:hyperlink r:id="rId81">
+      <w:hyperlink r:id="rId79">
         <w:r>
           <w:rPr>
             <w:rStyle w:val="Hyperlink"/>
@@ -15374,8 +10823,8 @@
         <w:t xml:space="preserve">.</w:t>
       </w:r>
     </w:p>
-    <w:bookmarkEnd w:id="82"/>
-    <w:bookmarkStart w:id="84" w:name="ref-viridis"/>
+    <w:bookmarkEnd w:id="80"/>
+    <w:bookmarkStart w:id="82" w:name="ref-viridis"/>
     <w:p>
       <w:pPr>
         <w:pStyle w:val="Bibliography"/>
@@ -15413,7 +10862,7 @@
       <w:r>
         <w:t xml:space="preserve"> </w:t>
       </w:r>
-      <w:hyperlink r:id="rId83">
+      <w:hyperlink r:id="rId81">
         <w:r>
           <w:rPr>
             <w:rStyle w:val="Hyperlink"/>
@@ -15425,8 +10874,8 @@
         <w:t xml:space="preserve">.</w:t>
       </w:r>
     </w:p>
-    <w:bookmarkEnd w:id="84"/>
-    <w:bookmarkStart w:id="86" w:name="ref-crossref-paper"/>
+    <w:bookmarkEnd w:id="82"/>
+    <w:bookmarkStart w:id="84" w:name="ref-crossref-paper"/>
     <w:p>
       <w:pPr>
         <w:pStyle w:val="Bibliography"/>
@@ -15465,7 +10914,7 @@
       <w:r>
         <w:t xml:space="preserve"> </w:t>
       </w:r>
-      <w:hyperlink r:id="rId85">
+      <w:hyperlink r:id="rId83">
         <w:r>
           <w:rPr>
             <w:rStyle w:val="Hyperlink"/>
@@ -15477,8 +10926,8 @@
         <w:t xml:space="preserve">.</w:t>
       </w:r>
     </w:p>
-    <w:bookmarkEnd w:id="86"/>
-    <w:bookmarkStart w:id="88" w:name="ref-ideasrepec_within_2025"/>
+    <w:bookmarkEnd w:id="84"/>
+    <w:bookmarkStart w:id="86" w:name="ref-ideasrepec_within_2025"/>
     <w:p>
       <w:pPr>
         <w:pStyle w:val="Bibliography"/>
@@ -15537,7 +10986,7 @@
       <w:r>
         <w:t xml:space="preserve"> </w:t>
       </w:r>
-      <w:hyperlink r:id="rId87">
+      <w:hyperlink r:id="rId85">
         <w:r>
           <w:rPr>
             <w:rStyle w:val="Hyperlink"/>
@@ -15549,8 +10998,8 @@
         <w:t xml:space="preserve">.</w:t>
       </w:r>
     </w:p>
-    <w:bookmarkEnd w:id="88"/>
-    <w:bookmarkStart w:id="89" w:name="ref-rgeolocate"/>
+    <w:bookmarkEnd w:id="86"/>
+    <w:bookmarkStart w:id="87" w:name="ref-rgeolocate"/>
     <w:p>
       <w:pPr>
         <w:pStyle w:val="Bibliography"/>
@@ -15579,8 +11028,8 @@
         <w:t xml:space="preserve">.</w:t>
       </w:r>
     </w:p>
-    <w:bookmarkEnd w:id="89"/>
-    <w:bookmarkStart w:id="91" w:name="ref-here"/>
+    <w:bookmarkEnd w:id="87"/>
+    <w:bookmarkStart w:id="89" w:name="ref-here"/>
     <w:p>
       <w:pPr>
         <w:pStyle w:val="Bibliography"/>
@@ -15611,7 +11060,7 @@
       <w:r>
         <w:t xml:space="preserve"> </w:t>
       </w:r>
-      <w:hyperlink r:id="rId90">
+      <w:hyperlink r:id="rId88">
         <w:r>
           <w:rPr>
             <w:rStyle w:val="Hyperlink"/>
@@ -15623,8 +11072,8 @@
         <w:t xml:space="preserve">.</w:t>
       </w:r>
     </w:p>
-    <w:bookmarkEnd w:id="91"/>
-    <w:bookmarkStart w:id="93" w:name="ref-rprojroot"/>
+    <w:bookmarkEnd w:id="89"/>
+    <w:bookmarkStart w:id="91" w:name="ref-rprojroot"/>
     <w:p>
       <w:pPr>
         <w:pStyle w:val="Bibliography"/>
@@ -15655,7 +11104,7 @@
       <w:r>
         <w:t xml:space="preserve"> </w:t>
       </w:r>
-      <w:hyperlink r:id="rId92">
+      <w:hyperlink r:id="rId90">
         <w:r>
           <w:rPr>
             <w:rStyle w:val="Hyperlink"/>
@@ -15667,8 +11116,8 @@
         <w:t xml:space="preserve">.</w:t>
       </w:r>
     </w:p>
-    <w:bookmarkEnd w:id="93"/>
-    <w:bookmarkStart w:id="95" w:name="X3c8d13310547aa0d4036fc72ce8324ba75e871d"/>
+    <w:bookmarkEnd w:id="91"/>
+    <w:bookmarkStart w:id="93" w:name="X3c8d13310547aa0d4036fc72ce8324ba75e871d"/>
     <w:p>
       <w:pPr>
         <w:pStyle w:val="Bibliography"/>
@@ -15694,7 +11143,7 @@
       <w:r>
         <w:t xml:space="preserve"> </w:t>
       </w:r>
-      <w:hyperlink r:id="rId94">
+      <w:hyperlink r:id="rId92">
         <w:r>
           <w:rPr>
             <w:rStyle w:val="Hyperlink"/>
@@ -15706,8 +11155,8 @@
         <w:t xml:space="preserve">.</w:t>
       </w:r>
     </w:p>
-    <w:bookmarkEnd w:id="95"/>
-    <w:bookmarkStart w:id="97" w:name="X0bf3b63c84928c440e591ddd637c834ff135cb4"/>
+    <w:bookmarkEnd w:id="93"/>
+    <w:bookmarkStart w:id="95" w:name="X0bf3b63c84928c440e591ddd637c834ff135cb4"/>
     <w:p>
       <w:pPr>
         <w:pStyle w:val="Bibliography"/>
@@ -15766,7 +11215,7 @@
       <w:r>
         <w:t xml:space="preserve"> </w:t>
       </w:r>
-      <w:hyperlink r:id="rId96">
+      <w:hyperlink r:id="rId94">
         <w:r>
           <w:rPr>
             <w:rStyle w:val="Hyperlink"/>
@@ -15778,8 +11227,8 @@
         <w:t xml:space="preserve">.</w:t>
       </w:r>
     </w:p>
-    <w:bookmarkEnd w:id="97"/>
-    <w:bookmarkStart w:id="99" w:name="ref-patchwork"/>
+    <w:bookmarkEnd w:id="95"/>
+    <w:bookmarkStart w:id="97" w:name="ref-patchwork"/>
     <w:p>
       <w:pPr>
         <w:pStyle w:val="Bibliography"/>
@@ -15810,7 +11259,7 @@
       <w:r>
         <w:t xml:space="preserve"> </w:t>
       </w:r>
-      <w:hyperlink r:id="rId98">
+      <w:hyperlink r:id="rId96">
         <w:r>
           <w:rPr>
             <w:rStyle w:val="Hyperlink"/>
@@ -15822,8 +11271,8 @@
         <w:t xml:space="preserve">.</w:t>
       </w:r>
     </w:p>
-    <w:bookmarkEnd w:id="99"/>
-    <w:bookmarkStart w:id="101" w:name="ref-base"/>
+    <w:bookmarkEnd w:id="97"/>
+    <w:bookmarkStart w:id="99" w:name="ref-base"/>
     <w:p>
       <w:pPr>
         <w:pStyle w:val="Bibliography"/>
@@ -15854,7 +11303,7 @@
       <w:r>
         <w:t xml:space="preserve"> </w:t>
       </w:r>
-      <w:hyperlink r:id="rId100">
+      <w:hyperlink r:id="rId98">
         <w:r>
           <w:rPr>
             <w:rStyle w:val="Hyperlink"/>
@@ -15866,8 +11315,8 @@
         <w:t xml:space="preserve">.</w:t>
       </w:r>
     </w:p>
-    <w:bookmarkEnd w:id="101"/>
-    <w:bookmarkStart w:id="102" w:name="ref-mapdata"/>
+    <w:bookmarkEnd w:id="99"/>
+    <w:bookmarkStart w:id="100" w:name="ref-mapdata"/>
     <w:p>
       <w:pPr>
         <w:pStyle w:val="Bibliography"/>
@@ -15896,8 +11345,8 @@
         <w:t xml:space="preserve">.</w:t>
       </w:r>
     </w:p>
-    <w:bookmarkEnd w:id="102"/>
-    <w:bookmarkStart w:id="104" w:name="ref-arrow"/>
+    <w:bookmarkEnd w:id="100"/>
+    <w:bookmarkStart w:id="102" w:name="ref-arrow"/>
     <w:p>
       <w:pPr>
         <w:pStyle w:val="Bibliography"/>
@@ -15984,7 +11433,7 @@
       <w:r>
         <w:t xml:space="preserve"> </w:t>
       </w:r>
-      <w:hyperlink r:id="rId103">
+      <w:hyperlink r:id="rId101">
         <w:r>
           <w:rPr>
             <w:rStyle w:val="Hyperlink"/>
@@ -15996,8 +11445,8 @@
         <w:t xml:space="preserve">.</w:t>
       </w:r>
     </w:p>
-    <w:bookmarkEnd w:id="104"/>
-    <w:bookmarkStart w:id="106" w:name="Xc2bf1f1314a50d3ddb8ab339ef77aba1699bfa0"/>
+    <w:bookmarkEnd w:id="102"/>
+    <w:bookmarkStart w:id="104" w:name="Xc2bf1f1314a50d3ddb8ab339ef77aba1699bfa0"/>
     <w:p>
       <w:pPr>
         <w:pStyle w:val="Bibliography"/>
@@ -16020,7 +11469,7 @@
       <w:r>
         <w:t xml:space="preserve"> </w:t>
       </w:r>
-      <w:hyperlink r:id="rId105">
+      <w:hyperlink r:id="rId103">
         <w:r>
           <w:rPr>
             <w:rStyle w:val="Hyperlink"/>
@@ -16032,8 +11481,8 @@
         <w:t xml:space="preserve">.</w:t>
       </w:r>
     </w:p>
-    <w:bookmarkEnd w:id="106"/>
-    <w:bookmarkStart w:id="108" w:name="ref-renv"/>
+    <w:bookmarkEnd w:id="104"/>
+    <w:bookmarkStart w:id="106" w:name="ref-renv"/>
     <w:p>
       <w:pPr>
         <w:pStyle w:val="Bibliography"/>
@@ -16064,7 +11513,7 @@
       <w:r>
         <w:t xml:space="preserve"> </w:t>
       </w:r>
-      <w:hyperlink r:id="rId107">
+      <w:hyperlink r:id="rId105">
         <w:r>
           <w:rPr>
             <w:rStyle w:val="Hyperlink"/>
@@ -16076,8 +11525,8 @@
         <w:t xml:space="preserve">.</w:t>
       </w:r>
     </w:p>
-    <w:bookmarkEnd w:id="108"/>
-    <w:bookmarkStart w:id="109" w:name="ref-vilhuber_report_2025"/>
+    <w:bookmarkEnd w:id="106"/>
+    <w:bookmarkStart w:id="107" w:name="ref-vilhuber_report_2025"/>
     <w:p>
       <w:pPr>
         <w:pStyle w:val="Bibliography"/>
@@ -16126,8 +11575,8 @@
         <w:t xml:space="preserve">, May.</w:t>
       </w:r>
     </w:p>
-    <w:bookmarkEnd w:id="109"/>
-    <w:bookmarkStart w:id="111" w:name="ref-templateREADMEv1.1"/>
+    <w:bookmarkEnd w:id="107"/>
+    <w:bookmarkStart w:id="109" w:name="ref-templateREADMEv1.1"/>
     <w:p>
       <w:pPr>
         <w:pStyle w:val="Bibliography"/>
@@ -16171,7 +11620,7 @@
       <w:r>
         <w:t xml:space="preserve"> </w:t>
       </w:r>
-      <w:hyperlink r:id="rId110">
+      <w:hyperlink r:id="rId108">
         <w:r>
           <w:rPr>
             <w:rStyle w:val="Hyperlink"/>
@@ -16183,8 +11632,8 @@
         <w:t xml:space="preserve">.</w:t>
       </w:r>
     </w:p>
-    <w:bookmarkEnd w:id="111"/>
-    <w:bookmarkStart w:id="113" w:name="ref-skimr"/>
+    <w:bookmarkEnd w:id="109"/>
+    <w:bookmarkStart w:id="111" w:name="ref-skimr"/>
     <w:p>
       <w:pPr>
         <w:pStyle w:val="Bibliography"/>
@@ -16215,7 +11664,7 @@
       <w:r>
         <w:t xml:space="preserve"> </w:t>
       </w:r>
-      <w:hyperlink r:id="rId112">
+      <w:hyperlink r:id="rId110">
         <w:r>
           <w:rPr>
             <w:rStyle w:val="Hyperlink"/>
@@ -16227,8 +11676,8 @@
         <w:t xml:space="preserve">.</w:t>
       </w:r>
     </w:p>
-    <w:bookmarkEnd w:id="113"/>
-    <w:bookmarkStart w:id="115" w:name="ref-tidyverse"/>
+    <w:bookmarkEnd w:id="111"/>
+    <w:bookmarkStart w:id="113" w:name="ref-tidyverse"/>
     <w:p>
       <w:pPr>
         <w:pStyle w:val="Bibliography"/>
@@ -16270,7 +11719,7 @@
       <w:r>
         <w:t xml:space="preserve"> </w:t>
       </w:r>
-      <w:hyperlink r:id="rId114">
+      <w:hyperlink r:id="rId112">
         <w:r>
           <w:rPr>
             <w:rStyle w:val="Hyperlink"/>
@@ -16282,8 +11731,8 @@
         <w:t xml:space="preserve">.</w:t>
       </w:r>
     </w:p>
-    <w:bookmarkEnd w:id="115"/>
-    <w:bookmarkStart w:id="117" w:name="ref-devtools"/>
+    <w:bookmarkEnd w:id="113"/>
+    <w:bookmarkStart w:id="115" w:name="ref-devtools"/>
     <w:p>
       <w:pPr>
         <w:pStyle w:val="Bibliography"/>
@@ -16314,7 +11763,7 @@
       <w:r>
         <w:t xml:space="preserve"> </w:t>
       </w:r>
-      <w:hyperlink r:id="rId116">
+      <w:hyperlink r:id="rId114">
         <w:r>
           <w:rPr>
             <w:rStyle w:val="Hyperlink"/>
@@ -16326,8 +11775,8 @@
         <w:t xml:space="preserve">.</w:t>
       </w:r>
     </w:p>
-    <w:bookmarkEnd w:id="117"/>
-    <w:bookmarkStart w:id="119" w:name="ref-scales"/>
+    <w:bookmarkEnd w:id="115"/>
+    <w:bookmarkStart w:id="117" w:name="ref-scales"/>
     <w:p>
       <w:pPr>
         <w:pStyle w:val="Bibliography"/>
@@ -16358,7 +11807,7 @@
       <w:r>
         <w:t xml:space="preserve"> </w:t>
       </w:r>
-      <w:hyperlink r:id="rId118">
+      <w:hyperlink r:id="rId116">
         <w:r>
           <w:rPr>
             <w:rStyle w:val="Hyperlink"/>
@@ -16370,8 +11819,8 @@
         <w:t xml:space="preserve">.</w:t>
       </w:r>
     </w:p>
-    <w:bookmarkEnd w:id="119"/>
-    <w:bookmarkStart w:id="120" w:name="ref-knitr2014"/>
+    <w:bookmarkEnd w:id="117"/>
+    <w:bookmarkStart w:id="118" w:name="ref-knitr2014"/>
     <w:p>
       <w:pPr>
         <w:pStyle w:val="Bibliography"/>
@@ -16420,8 +11869,8 @@
         <w:t xml:space="preserve">, edited by Victoria Stodden, Friedrich Leisch, and Roger D. Peng. Chapman; Hall/CRC.</w:t>
       </w:r>
     </w:p>
-    <w:bookmarkEnd w:id="120"/>
-    <w:bookmarkStart w:id="122" w:name="ref-knitr2015"/>
+    <w:bookmarkEnd w:id="118"/>
+    <w:bookmarkStart w:id="120" w:name="ref-knitr2015"/>
     <w:p>
       <w:pPr>
         <w:pStyle w:val="Bibliography"/>
@@ -16473,7 +11922,7 @@
       <w:r>
         <w:t xml:space="preserve"> </w:t>
       </w:r>
-      <w:hyperlink r:id="rId121">
+      <w:hyperlink r:id="rId119">
         <w:r>
           <w:rPr>
             <w:rStyle w:val="Hyperlink"/>
@@ -16485,8 +11934,8 @@
         <w:t xml:space="preserve">.</w:t>
       </w:r>
     </w:p>
-    <w:bookmarkEnd w:id="122"/>
-    <w:bookmarkStart w:id="123" w:name="ref-knitr2024"/>
+    <w:bookmarkEnd w:id="120"/>
+    <w:bookmarkStart w:id="121" w:name="ref-knitr2024"/>
     <w:p>
       <w:pPr>
         <w:pStyle w:val="Bibliography"/>
@@ -16517,7 +11966,7 @@
       <w:r>
         <w:t xml:space="preserve"> </w:t>
       </w:r>
-      <w:hyperlink r:id="rId121">
+      <w:hyperlink r:id="rId119">
         <w:r>
           <w:rPr>
             <w:rStyle w:val="Hyperlink"/>
@@ -16529,8 +11978,8 @@
         <w:t xml:space="preserve">.</w:t>
       </w:r>
     </w:p>
-    <w:bookmarkEnd w:id="123"/>
-    <w:bookmarkStart w:id="125" w:name="ref-rmarkdown2018"/>
+    <w:bookmarkEnd w:id="121"/>
+    <w:bookmarkStart w:id="123" w:name="ref-rmarkdown2018"/>
     <w:p>
       <w:pPr>
         <w:pStyle w:val="Bibliography"/>
@@ -16554,7 +12003,7 @@
       <w:r>
         <w:t xml:space="preserve"> </w:t>
       </w:r>
-      <w:hyperlink r:id="rId124">
+      <w:hyperlink r:id="rId122">
         <w:r>
           <w:rPr>
             <w:rStyle w:val="Hyperlink"/>
@@ -16566,8 +12015,8 @@
         <w:t xml:space="preserve">.</w:t>
       </w:r>
     </w:p>
-    <w:bookmarkEnd w:id="125"/>
-    <w:bookmarkStart w:id="127" w:name="ref-rmarkdown2020"/>
+    <w:bookmarkEnd w:id="123"/>
+    <w:bookmarkStart w:id="125" w:name="ref-rmarkdown2020"/>
     <w:p>
       <w:pPr>
         <w:pStyle w:val="Bibliography"/>
@@ -16591,7 +12040,7 @@
       <w:r>
         <w:t xml:space="preserve"> </w:t>
       </w:r>
-      <w:hyperlink r:id="rId126">
+      <w:hyperlink r:id="rId124">
         <w:r>
           <w:rPr>
             <w:rStyle w:val="Hyperlink"/>
@@ -16603,8 +12052,8 @@
         <w:t xml:space="preserve">.</w:t>
       </w:r>
     </w:p>
-    <w:bookmarkEnd w:id="127"/>
-    <w:bookmarkStart w:id="129" w:name="ref-kableExtra"/>
+    <w:bookmarkEnd w:id="125"/>
+    <w:bookmarkStart w:id="127" w:name="ref-kableExtra"/>
     <w:p>
       <w:pPr>
         <w:pStyle w:val="Bibliography"/>
@@ -16677,7 +12126,7 @@
       <w:r>
         <w:t xml:space="preserve"> </w:t>
       </w:r>
-      <w:hyperlink r:id="rId128">
+      <w:hyperlink r:id="rId126">
         <w:r>
           <w:rPr>
             <w:rStyle w:val="Hyperlink"/>
@@ -16689,10 +12138,10 @@
         <w:t xml:space="preserve">.</w:t>
       </w:r>
     </w:p>
+    <w:bookmarkEnd w:id="127"/>
+    <w:bookmarkEnd w:id="128"/>
     <w:bookmarkEnd w:id="129"/>
-    <w:bookmarkEnd w:id="130"/>
-    <w:bookmarkEnd w:id="131"/>
-    <w:bookmarkStart w:id="135" w:name="appendix"/>
+    <w:bookmarkStart w:id="133" w:name="appendix"/>
     <w:p>
       <w:pPr>
         <w:pStyle w:val="Heading1"/>
@@ -16701,7 +12150,7 @@
         <w:t xml:space="preserve">Appendix</w:t>
       </w:r>
     </w:p>
-    <w:bookmarkStart w:id="132" w:name="appendix-system-and-package-info"/>
+    <w:bookmarkStart w:id="130" w:name="appendix-system-and-package-info"/>
     <w:p>
       <w:pPr>
         <w:pStyle w:val="Heading2"/>
@@ -17377,8 +12826,8 @@
         <w:t xml:space="preserve">## nickname       Great Square Root</w:t>
       </w:r>
     </w:p>
-    <w:bookmarkEnd w:id="132"/>
-    <w:bookmarkStart w:id="134" w:name="Xcac574c7811bba0b1aa04dda32e310edcb20225"/>
+    <w:bookmarkEnd w:id="130"/>
+    <w:bookmarkStart w:id="132" w:name="Xcac574c7811bba0b1aa04dda32e310edcb20225"/>
     <w:p>
       <w:pPr>
         <w:pStyle w:val="Heading2"/>
@@ -17395,7 +12844,7 @@
         <w:t xml:space="preserve">This lists the packages that are installed. If you are not using a package environment manager, this list might be very long and useless.</w:t>
       </w:r>
     </w:p>
-    <w:bookmarkStart w:id="133" w:name="renv-environment-detected"/>
+    <w:bookmarkStart w:id="131" w:name="renv-environment-detected"/>
     <w:p>
       <w:pPr>
         <w:pStyle w:val="Heading3"/>
@@ -29020,9 +24469,9 @@
         </w:tc>
       </w:tr>
     </w:tbl>
+    <w:bookmarkEnd w:id="131"/>
+    <w:bookmarkEnd w:id="132"/>
     <w:bookmarkEnd w:id="133"/>
-    <w:bookmarkEnd w:id="134"/>
-    <w:bookmarkEnd w:id="135"/>
     <w:sectPr>
       <w:footnotePr>
         <w:numRestart w:val="eachSect"/>
